--- a/report/Bao_cao_tieu_luan.docx
+++ b/report/Bao_cao_tieu_luan.docx
@@ -60,31 +60,6 @@
                           </a:solidFill>
                         </a:ln>
                         <a:effectLst/>
-                        <a:extLst>
-                          <a:ext uri="{909E8E84-426E-40DD-AFC4-6F175D3DCCD1}">
-                            <a14:hiddenFill xmlns:a14="http://schemas.microsoft.com/office/drawing/2010/main">
-                              <a:gradFill rotWithShape="1">
-                                <a:gsLst>
-                                  <a:gs pos="0">
-                                    <a:schemeClr val="accent1">
-                                      <a:tint val="100000"/>
-                                      <a:shade val="100000"/>
-                                      <a:satMod val="130000"/>
-                                    </a:schemeClr>
-                                  </a:gs>
-                                  <a:gs pos="100000">
-                                    <a:schemeClr val="accent1">
-                                      <a:tint val="50000"/>
-                                      <a:shade val="100000"/>
-                                      <a:satMod val="350000"/>
-                                    </a:schemeClr>
-                                  </a:gs>
-                                </a:gsLst>
-                                <a:lin ang="16200000" scaled="0"/>
-                              </a:gradFill>
-                            </a14:hiddenFill>
-                          </a:ext>
-                        </a:extLst>
                       </wps:spPr>
                       <wps:style>
                         <a:lnRef idx="1">
@@ -111,7 +86,7 @@
           </mc:Choice>
           <mc:Fallback>
             <w:pict>
-              <v:rect id="_x0000_s1026" o:spid="_x0000_s1026" o:spt="1" style="position:absolute;left:0pt;margin-left:-14.7pt;margin-top:-14.6pt;height:757.7pt;width:511.35pt;z-index:251661312;v-text-anchor:middle;mso-width-relative:page;mso-height-relative:page;" filled="f" stroked="t" coordsize="21600,21600" o:gfxdata="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">
+              <v:rect id="_x0000_s1026" o:spid="_x0000_s1026" o:spt="1" style="position:absolute;left:0pt;margin-left:-14.7pt;margin-top:-14.6pt;height:757.7pt;width:511.35pt;z-index:251661312;v-text-anchor:middle;mso-width-relative:page;mso-height-relative:page;" filled="f" stroked="t" coordsize="21600,21600" o:gfxdata="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">
                 <v:fill on="f" focussize="0,0"/>
                 <v:stroke weight="3pt" color="#1F4E79 [3204]" joinstyle="round"/>
                 <v:imagedata o:title=""/>
@@ -845,8 +820,6 @@
               </w:rPr>
               <w:t>Lâm Quốc Duy</w:t>
             </w:r>
-            <w:bookmarkStart w:id="49" w:name="_GoBack"/>
-            <w:bookmarkEnd w:id="49"/>
           </w:p>
         </w:tc>
       </w:tr>
@@ -1446,9 +1419,9 @@
         <w:jc w:val="center"/>
       </w:pPr>
       <w:bookmarkStart w:id="0" w:name="_Toc30799"/>
-      <w:bookmarkStart w:id="1" w:name="_Toc5363"/>
-      <w:bookmarkStart w:id="2" w:name="_Toc7208"/>
-      <w:bookmarkStart w:id="3" w:name="_Toc1037"/>
+      <w:bookmarkStart w:id="1" w:name="_Toc1037"/>
+      <w:bookmarkStart w:id="2" w:name="_Toc5363"/>
+      <w:bookmarkStart w:id="3" w:name="_Toc7208"/>
       <w:r>
         <w:rPr>
           <w:rFonts w:hint="default"/>
@@ -1465,7 +1438,6 @@
       <w:pPr>
         <w:ind w:left="0" w:leftChars="0" w:firstLine="880" w:firstLineChars="400"/>
         <w:jc w:val="both"/>
-        <w:rPr/>
       </w:pPr>
       <w:r>
         <w:t>Để hoàn thành bài tiểu luận với đề tài "BẢO MẬT IOT TRONG Y TẾ THÔNG MINH", em xin gửi lời cảm ơn chân thành và sâu sắc nhất đến sự hướng dẫn, chỉ bảo tận tình của quý thầy cô.</w:t>
@@ -1475,7 +1447,6 @@
       <w:pPr>
         <w:ind w:left="0" w:leftChars="0" w:firstLine="880" w:firstLineChars="400"/>
         <w:jc w:val="both"/>
-        <w:rPr/>
       </w:pPr>
       <w:r>
         <w:t>Đặc biệt, em xin bày tỏ lòng biết ơn sâu sắc đến Thầy Hồ Nhựt Minh, giảng viên trực tiếp hướng dẫn, người đã tận tâm truyền ân tri thức, định hướng phương pháp nghiên cứu và hỗ trợ em trong suốt quá trình thực hiện đề tài này.</w:t>
@@ -1485,7 +1456,6 @@
       <w:pPr>
         <w:ind w:left="0" w:leftChars="0" w:firstLine="880" w:firstLineChars="400"/>
         <w:jc w:val="both"/>
-        <w:rPr/>
       </w:pPr>
       <w:r>
         <w:t>Em xin chân thành cảm ơn Ban Chủ nhiệm cùng toàn thể quý thầy cô tại Khoa Công nghệ thông tin, những người đã trang bị cho em những kiến thức nền tảng quý báu cùng môi trường học tập chuyên nghiệp trong suốt thời gian qua.</w:t>
@@ -1495,7 +1465,6 @@
       <w:pPr>
         <w:ind w:left="0" w:leftChars="0" w:firstLine="880" w:firstLineChars="400"/>
         <w:jc w:val="both"/>
-        <w:rPr/>
       </w:pPr>
       <w:r>
         <w:t>Mặc dù đã có nhiều cố gắng trong quá trình nghiên cứu và tổng hợp tài liệu, song do giới hạn về mặt thời gian cũng như kiến thức thực tế, bài tiểu luận chắc chắn không tránh khỏi những thiếu sót nhất định. Em rất mong nhận được sự đóng góp ý kiến từ quý thầy cô để đề tài được hoàn thiện hơn.</w:t>
@@ -1505,7 +1474,6 @@
       <w:pPr>
         <w:ind w:left="0" w:leftChars="0" w:firstLine="880" w:firstLineChars="400"/>
         <w:jc w:val="both"/>
-        <w:rPr/>
       </w:pPr>
       <w:r>
         <w:t>Em xin kính chúc thầy Hồ Nhựt Minh và quý thầy cô luôn dồi dào sức khỏe, hạnh phúc và gặt hái được nhiều thành công hơn nữa trong sự nghiệp trồng người cao quý.</w:t>
@@ -1515,7 +1483,6 @@
       <w:pPr>
         <w:ind w:left="0" w:leftChars="0" w:firstLine="880" w:firstLineChars="400"/>
         <w:jc w:val="both"/>
-        <w:rPr/>
       </w:pPr>
       <w:r>
         <w:t>Em xin chân thành cảm ơn!</w:t>
@@ -1941,10 +1908,10 @@
         <w:keepNext/>
         <w:jc w:val="center"/>
       </w:pPr>
-      <w:bookmarkStart w:id="4" w:name="_Toc24403"/>
-      <w:bookmarkStart w:id="5" w:name="_Toc656"/>
-      <w:bookmarkStart w:id="6" w:name="_Toc19830"/>
-      <w:bookmarkStart w:id="7" w:name="_Toc544"/>
+      <w:bookmarkStart w:id="4" w:name="_Toc544"/>
+      <w:bookmarkStart w:id="5" w:name="_Toc24403"/>
+      <w:bookmarkStart w:id="6" w:name="_Toc656"/>
+      <w:bookmarkStart w:id="7" w:name="_Toc19830"/>
       <w:r>
         <w:rPr>
           <w:rFonts w:hint="default"/>
@@ -15618,7 +15585,6 @@
         <w:spacing w:before="0" w:after="120" w:line="300" w:lineRule="auto"/>
         <w:ind w:left="880" w:leftChars="0" w:hanging="198" w:firstLineChars="0"/>
         <w:jc w:val="both"/>
-        <w:rPr/>
       </w:pPr>
       <w:r>
         <w:t>Bảo mật dữ liệu đang truyền:</w:t>
@@ -15651,7 +15617,6 @@
         <w:spacing w:before="0" w:after="120" w:line="300" w:lineRule="auto"/>
         <w:ind w:left="880" w:leftChars="0" w:hanging="198" w:firstLineChars="0"/>
         <w:jc w:val="both"/>
-        <w:rPr/>
       </w:pPr>
       <w:r>
         <w:rPr>
@@ -15672,7 +15637,6 @@
         <w:spacing w:before="0" w:after="120" w:line="300" w:lineRule="auto"/>
         <w:ind w:left="880" w:leftChars="0" w:hanging="198" w:firstLineChars="0"/>
         <w:jc w:val="both"/>
-        <w:rPr/>
       </w:pPr>
       <w:r>
         <w:rPr>
@@ -16634,79 +16598,12 @@
         <w:spacing w:before="0" w:after="120" w:line="300" w:lineRule="auto"/>
         <w:ind w:left="0" w:leftChars="0" w:firstLine="880" w:firstLineChars="400"/>
         <w:jc w:val="both"/>
-        <w:rPr/>
       </w:pPr>
       <w:r>
         <w:rPr>
           <w:lang w:val="en-US" w:eastAsia="zh-CN"/>
         </w:rPr>
         <w:t>Hệ thống đã hoàn thành đầy đủ các mục tiêu đề ra tại phần 1.3:</w:t>
-      </w:r>
-    </w:p>
-    <w:p>
-      <w:pPr>
-        <w:numPr>
-          <w:ilvl w:val="0"/>
-          <w:numId w:val="16"/>
-        </w:numPr>
-        <w:tabs>
-          <w:tab w:val="clear" w:pos="198"/>
-        </w:tabs>
-        <w:spacing w:before="0" w:after="120" w:line="300" w:lineRule="auto"/>
-        <w:ind w:left="880" w:leftChars="0" w:hanging="198" w:firstLineChars="0"/>
-        <w:jc w:val="both"/>
-        <w:rPr/>
-      </w:pPr>
-      <w:r>
-        <w:t>Mục tiêu 1:</w:t>
-      </w:r>
-      <w:r>
-        <w:rPr>
-          <w:rFonts w:hint="default"/>
-        </w:rPr>
-        <w:t xml:space="preserve"> Phân loại thành công dữ liệu nhạy cảm (Patient ID, Heart Rate, Location).</w:t>
-      </w:r>
-    </w:p>
-    <w:p>
-      <w:pPr>
-        <w:numPr>
-          <w:ilvl w:val="0"/>
-          <w:numId w:val="16"/>
-        </w:numPr>
-        <w:tabs>
-          <w:tab w:val="clear" w:pos="198"/>
-        </w:tabs>
-        <w:spacing w:before="0" w:after="120" w:line="300" w:lineRule="auto"/>
-        <w:ind w:left="880" w:leftChars="0" w:hanging="198" w:firstLineChars="0"/>
-        <w:jc w:val="both"/>
-        <w:rPr/>
-      </w:pPr>
-      <w:r>
-        <w:rPr>
-          <w:rFonts w:hint="default"/>
-        </w:rPr>
-        <w:t>Mục tiêu 2: Triển khai hoàn chỉnh 4 thực thể mô phỏng hoạt động đồng bộ.</w:t>
-      </w:r>
-    </w:p>
-    <w:p>
-      <w:pPr>
-        <w:numPr>
-          <w:ilvl w:val="0"/>
-          <w:numId w:val="16"/>
-        </w:numPr>
-        <w:tabs>
-          <w:tab w:val="clear" w:pos="198"/>
-        </w:tabs>
-        <w:spacing w:before="0" w:after="120" w:line="300" w:lineRule="auto"/>
-        <w:ind w:left="880" w:leftChars="0" w:hanging="198" w:firstLineChars="0"/>
-        <w:jc w:val="both"/>
-        <w:rPr/>
-      </w:pPr>
-      <w:r>
-        <w:rPr>
-          <w:rFonts w:hint="default"/>
-        </w:rPr>
-        <w:t>Mục tiêu 3: Áp dụng thành công các thư viện mật mã tiêu chuẩn như Mbed TLS (mô phỏng) và các chuẩn HMAC, JWT.</w:t>
       </w:r>
     </w:p>
     <w:p>
@@ -16723,6 +16620,69 @@
         <w:jc w:val="both"/>
       </w:pPr>
       <w:r>
+        <w:t>Mục tiêu 1:</w:t>
+      </w:r>
+      <w:r>
+        <w:rPr>
+          <w:rFonts w:hint="default"/>
+        </w:rPr>
+        <w:t xml:space="preserve"> Phân loại thành công dữ liệu nhạy cảm (Patient ID, Heart Rate, Location).</w:t>
+      </w:r>
+    </w:p>
+    <w:p>
+      <w:pPr>
+        <w:numPr>
+          <w:ilvl w:val="0"/>
+          <w:numId w:val="16"/>
+        </w:numPr>
+        <w:tabs>
+          <w:tab w:val="clear" w:pos="198"/>
+        </w:tabs>
+        <w:spacing w:before="0" w:after="120" w:line="300" w:lineRule="auto"/>
+        <w:ind w:left="880" w:leftChars="0" w:hanging="198" w:firstLineChars="0"/>
+        <w:jc w:val="both"/>
+      </w:pPr>
+      <w:r>
+        <w:rPr>
+          <w:rFonts w:hint="default"/>
+        </w:rPr>
+        <w:t>Mục tiêu 2: Triển khai hoàn chỉnh 4 thực thể mô phỏng hoạt động đồng bộ.</w:t>
+      </w:r>
+    </w:p>
+    <w:p>
+      <w:pPr>
+        <w:numPr>
+          <w:ilvl w:val="0"/>
+          <w:numId w:val="16"/>
+        </w:numPr>
+        <w:tabs>
+          <w:tab w:val="clear" w:pos="198"/>
+        </w:tabs>
+        <w:spacing w:before="0" w:after="120" w:line="300" w:lineRule="auto"/>
+        <w:ind w:left="880" w:leftChars="0" w:hanging="198" w:firstLineChars="0"/>
+        <w:jc w:val="both"/>
+      </w:pPr>
+      <w:r>
+        <w:rPr>
+          <w:rFonts w:hint="default"/>
+        </w:rPr>
+        <w:t>Mục tiêu 3: Áp dụng thành công các thư viện mật mã tiêu chuẩn như Mbed TLS (mô phỏng) và các chuẩn HMAC, JWT.</w:t>
+      </w:r>
+    </w:p>
+    <w:p>
+      <w:pPr>
+        <w:numPr>
+          <w:ilvl w:val="0"/>
+          <w:numId w:val="16"/>
+        </w:numPr>
+        <w:tabs>
+          <w:tab w:val="clear" w:pos="198"/>
+        </w:tabs>
+        <w:spacing w:before="0" w:after="120" w:line="300" w:lineRule="auto"/>
+        <w:ind w:left="880" w:leftChars="0" w:hanging="198" w:firstLineChars="0"/>
+        <w:jc w:val="both"/>
+      </w:pPr>
+      <w:r>
         <w:rPr>
           <w:rFonts w:hint="default"/>
         </w:rPr>
@@ -16759,7 +16719,6 @@
         <w:spacing w:before="0" w:after="120" w:line="300" w:lineRule="auto"/>
         <w:ind w:left="880" w:leftChars="0" w:hanging="198" w:firstLineChars="0"/>
         <w:jc w:val="both"/>
-        <w:rPr/>
       </w:pPr>
       <w:r>
         <w:t>Môi trường thử nghiệm:</w:t>
@@ -16783,7 +16742,6 @@
         <w:spacing w:before="0" w:after="120" w:line="300" w:lineRule="auto"/>
         <w:ind w:left="880" w:leftChars="0" w:hanging="198" w:firstLineChars="0"/>
         <w:jc w:val="both"/>
-        <w:rPr/>
       </w:pPr>
       <w:r>
         <w:rPr>
@@ -18361,7 +18319,20 @@
           </w:tcPr>
           <w:p>
             <w:pPr>
-              <w:spacing w:before="0" w:after="0" w:line="276" w:lineRule="auto"/>
+              <w:keepNext w:val="0"/>
+              <w:keepLines w:val="0"/>
+              <w:pageBreakBefore w:val="0"/>
+              <w:widowControl/>
+              <w:kinsoku/>
+              <w:wordWrap/>
+              <w:overflowPunct/>
+              <w:topLinePunct w:val="0"/>
+              <w:autoSpaceDE/>
+              <w:autoSpaceDN/>
+              <w:bidi w:val="0"/>
+              <w:adjustRightInd/>
+              <w:snapToGrid/>
+              <w:spacing w:before="0" w:after="0" w:line="25" w:lineRule="atLeast"/>
               <w:jc w:val="center"/>
             </w:pPr>
             <w:r>
@@ -18391,8 +18362,19 @@
             <w:pPr>
               <w:keepNext w:val="0"/>
               <w:keepLines w:val="0"/>
+              <w:pageBreakBefore w:val="0"/>
               <w:widowControl/>
               <w:suppressLineNumbers w:val="0"/>
+              <w:kinsoku/>
+              <w:wordWrap/>
+              <w:overflowPunct/>
+              <w:topLinePunct w:val="0"/>
+              <w:autoSpaceDE/>
+              <w:autoSpaceDN/>
+              <w:bidi w:val="0"/>
+              <w:adjustRightInd/>
+              <w:snapToGrid/>
+              <w:spacing w:line="25" w:lineRule="atLeast"/>
               <w:jc w:val="center"/>
               <w:textAlignment w:val="top"/>
               <w:rPr>
@@ -18430,8 +18412,19 @@
             <w:pPr>
               <w:keepNext w:val="0"/>
               <w:keepLines w:val="0"/>
+              <w:pageBreakBefore w:val="0"/>
               <w:widowControl/>
               <w:suppressLineNumbers w:val="0"/>
+              <w:kinsoku/>
+              <w:wordWrap/>
+              <w:overflowPunct/>
+              <w:topLinePunct w:val="0"/>
+              <w:autoSpaceDE/>
+              <w:autoSpaceDN/>
+              <w:bidi w:val="0"/>
+              <w:adjustRightInd/>
+              <w:snapToGrid/>
+              <w:spacing w:line="25" w:lineRule="atLeast"/>
               <w:jc w:val="center"/>
               <w:textAlignment w:val="top"/>
               <w:rPr>
@@ -18469,8 +18462,19 @@
             <w:pPr>
               <w:keepNext w:val="0"/>
               <w:keepLines w:val="0"/>
+              <w:pageBreakBefore w:val="0"/>
               <w:widowControl/>
               <w:suppressLineNumbers w:val="0"/>
+              <w:kinsoku/>
+              <w:wordWrap/>
+              <w:overflowPunct/>
+              <w:topLinePunct w:val="0"/>
+              <w:autoSpaceDE/>
+              <w:autoSpaceDN/>
+              <w:bidi w:val="0"/>
+              <w:adjustRightInd/>
+              <w:snapToGrid/>
+              <w:spacing w:after="0" w:line="25" w:lineRule="atLeast"/>
               <w:jc w:val="center"/>
               <w:textAlignment w:val="top"/>
               <w:rPr>
@@ -18508,8 +18512,19 @@
             <w:pPr>
               <w:keepNext w:val="0"/>
               <w:keepLines w:val="0"/>
+              <w:pageBreakBefore w:val="0"/>
               <w:widowControl/>
               <w:suppressLineNumbers w:val="0"/>
+              <w:kinsoku/>
+              <w:wordWrap/>
+              <w:overflowPunct/>
+              <w:topLinePunct w:val="0"/>
+              <w:autoSpaceDE/>
+              <w:autoSpaceDN/>
+              <w:bidi w:val="0"/>
+              <w:adjustRightInd/>
+              <w:snapToGrid/>
+              <w:spacing w:after="0" w:line="25" w:lineRule="atLeast"/>
               <w:jc w:val="center"/>
               <w:textAlignment w:val="top"/>
               <w:rPr>
@@ -18535,8 +18550,19 @@
             <w:pPr>
               <w:keepNext w:val="0"/>
               <w:keepLines w:val="0"/>
+              <w:pageBreakBefore w:val="0"/>
               <w:widowControl/>
               <w:suppressLineNumbers w:val="0"/>
+              <w:kinsoku/>
+              <w:wordWrap/>
+              <w:overflowPunct/>
+              <w:topLinePunct w:val="0"/>
+              <w:autoSpaceDE/>
+              <w:autoSpaceDN/>
+              <w:bidi w:val="0"/>
+              <w:adjustRightInd/>
+              <w:snapToGrid/>
+              <w:spacing w:after="0" w:line="25" w:lineRule="atLeast"/>
               <w:jc w:val="center"/>
               <w:textAlignment w:val="top"/>
               <w:rPr>
@@ -18590,7 +18616,20 @@
           </w:tcPr>
           <w:p>
             <w:pPr>
-              <w:spacing w:before="0" w:after="0" w:line="276" w:lineRule="auto"/>
+              <w:keepNext w:val="0"/>
+              <w:keepLines w:val="0"/>
+              <w:pageBreakBefore w:val="0"/>
+              <w:widowControl/>
+              <w:kinsoku/>
+              <w:wordWrap/>
+              <w:overflowPunct/>
+              <w:topLinePunct w:val="0"/>
+              <w:autoSpaceDE/>
+              <w:autoSpaceDN/>
+              <w:bidi w:val="0"/>
+              <w:adjustRightInd/>
+              <w:snapToGrid/>
+              <w:spacing w:before="0" w:after="0" w:line="25" w:lineRule="atLeast"/>
               <w:jc w:val="center"/>
             </w:pPr>
             <w:r>
@@ -18620,8 +18659,19 @@
             <w:pPr>
               <w:keepNext w:val="0"/>
               <w:keepLines w:val="0"/>
+              <w:pageBreakBefore w:val="0"/>
               <w:widowControl/>
               <w:suppressLineNumbers w:val="0"/>
+              <w:kinsoku/>
+              <w:wordWrap/>
+              <w:overflowPunct/>
+              <w:topLinePunct w:val="0"/>
+              <w:autoSpaceDE/>
+              <w:autoSpaceDN/>
+              <w:bidi w:val="0"/>
+              <w:adjustRightInd/>
+              <w:snapToGrid/>
+              <w:spacing w:line="25" w:lineRule="atLeast"/>
               <w:jc w:val="center"/>
               <w:textAlignment w:val="top"/>
               <w:rPr>
@@ -18647,8 +18697,19 @@
             <w:pPr>
               <w:keepNext w:val="0"/>
               <w:keepLines w:val="0"/>
+              <w:pageBreakBefore w:val="0"/>
               <w:widowControl/>
               <w:suppressLineNumbers w:val="0"/>
+              <w:kinsoku/>
+              <w:wordWrap/>
+              <w:overflowPunct/>
+              <w:topLinePunct w:val="0"/>
+              <w:autoSpaceDE/>
+              <w:autoSpaceDN/>
+              <w:bidi w:val="0"/>
+              <w:adjustRightInd/>
+              <w:snapToGrid/>
+              <w:spacing w:line="25" w:lineRule="atLeast"/>
               <w:jc w:val="center"/>
               <w:textAlignment w:val="top"/>
               <w:rPr>
@@ -18686,8 +18747,19 @@
             <w:pPr>
               <w:keepNext w:val="0"/>
               <w:keepLines w:val="0"/>
+              <w:pageBreakBefore w:val="0"/>
               <w:widowControl/>
               <w:suppressLineNumbers w:val="0"/>
+              <w:kinsoku/>
+              <w:wordWrap/>
+              <w:overflowPunct/>
+              <w:topLinePunct w:val="0"/>
+              <w:autoSpaceDE/>
+              <w:autoSpaceDN/>
+              <w:bidi w:val="0"/>
+              <w:adjustRightInd/>
+              <w:snapToGrid/>
+              <w:spacing w:line="25" w:lineRule="atLeast"/>
               <w:jc w:val="center"/>
               <w:textAlignment w:val="top"/>
               <w:rPr>
@@ -18725,8 +18797,19 @@
             <w:pPr>
               <w:keepNext w:val="0"/>
               <w:keepLines w:val="0"/>
+              <w:pageBreakBefore w:val="0"/>
               <w:widowControl/>
               <w:suppressLineNumbers w:val="0"/>
+              <w:kinsoku/>
+              <w:wordWrap/>
+              <w:overflowPunct/>
+              <w:topLinePunct w:val="0"/>
+              <w:autoSpaceDE/>
+              <w:autoSpaceDN/>
+              <w:bidi w:val="0"/>
+              <w:adjustRightInd/>
+              <w:snapToGrid/>
+              <w:spacing w:after="0" w:line="25" w:lineRule="atLeast"/>
               <w:jc w:val="center"/>
               <w:textAlignment w:val="top"/>
               <w:rPr>
@@ -18764,8 +18847,19 @@
             <w:pPr>
               <w:keepNext w:val="0"/>
               <w:keepLines w:val="0"/>
+              <w:pageBreakBefore w:val="0"/>
               <w:widowControl/>
               <w:suppressLineNumbers w:val="0"/>
+              <w:kinsoku/>
+              <w:wordWrap/>
+              <w:overflowPunct/>
+              <w:topLinePunct w:val="0"/>
+              <w:autoSpaceDE/>
+              <w:autoSpaceDN/>
+              <w:bidi w:val="0"/>
+              <w:adjustRightInd/>
+              <w:snapToGrid/>
+              <w:spacing w:after="0" w:line="25" w:lineRule="atLeast"/>
               <w:jc w:val="center"/>
               <w:textAlignment w:val="top"/>
               <w:rPr>
@@ -18791,8 +18885,19 @@
             <w:pPr>
               <w:keepNext w:val="0"/>
               <w:keepLines w:val="0"/>
+              <w:pageBreakBefore w:val="0"/>
               <w:widowControl/>
               <w:suppressLineNumbers w:val="0"/>
+              <w:kinsoku/>
+              <w:wordWrap/>
+              <w:overflowPunct/>
+              <w:topLinePunct w:val="0"/>
+              <w:autoSpaceDE/>
+              <w:autoSpaceDN/>
+              <w:bidi w:val="0"/>
+              <w:adjustRightInd/>
+              <w:snapToGrid/>
+              <w:spacing w:after="0" w:line="25" w:lineRule="atLeast"/>
               <w:jc w:val="center"/>
               <w:textAlignment w:val="top"/>
               <w:rPr>
@@ -18866,7 +18971,20 @@
           </w:tcPr>
           <w:p>
             <w:pPr>
-              <w:spacing w:before="0" w:after="0" w:line="276" w:lineRule="auto"/>
+              <w:keepNext w:val="0"/>
+              <w:keepLines w:val="0"/>
+              <w:pageBreakBefore w:val="0"/>
+              <w:widowControl/>
+              <w:kinsoku/>
+              <w:wordWrap/>
+              <w:overflowPunct/>
+              <w:topLinePunct w:val="0"/>
+              <w:autoSpaceDE/>
+              <w:autoSpaceDN/>
+              <w:bidi w:val="0"/>
+              <w:adjustRightInd/>
+              <w:snapToGrid/>
+              <w:spacing w:before="0" w:after="0" w:line="25" w:lineRule="atLeast"/>
               <w:jc w:val="center"/>
             </w:pPr>
             <w:r>
@@ -18896,8 +19014,19 @@
             <w:pPr>
               <w:keepNext w:val="0"/>
               <w:keepLines w:val="0"/>
+              <w:pageBreakBefore w:val="0"/>
               <w:widowControl/>
               <w:suppressLineNumbers w:val="0"/>
+              <w:kinsoku/>
+              <w:wordWrap/>
+              <w:overflowPunct/>
+              <w:topLinePunct w:val="0"/>
+              <w:autoSpaceDE/>
+              <w:autoSpaceDN/>
+              <w:bidi w:val="0"/>
+              <w:adjustRightInd/>
+              <w:snapToGrid/>
+              <w:spacing w:line="25" w:lineRule="atLeast"/>
               <w:jc w:val="center"/>
               <w:textAlignment w:val="top"/>
               <w:rPr>
@@ -18923,8 +19052,19 @@
             <w:pPr>
               <w:keepNext w:val="0"/>
               <w:keepLines w:val="0"/>
+              <w:pageBreakBefore w:val="0"/>
               <w:widowControl/>
               <w:suppressLineNumbers w:val="0"/>
+              <w:kinsoku/>
+              <w:wordWrap/>
+              <w:overflowPunct/>
+              <w:topLinePunct w:val="0"/>
+              <w:autoSpaceDE/>
+              <w:autoSpaceDN/>
+              <w:bidi w:val="0"/>
+              <w:adjustRightInd/>
+              <w:snapToGrid/>
+              <w:spacing w:line="25" w:lineRule="atLeast"/>
               <w:jc w:val="center"/>
               <w:textAlignment w:val="top"/>
               <w:rPr>
@@ -18962,8 +19102,19 @@
             <w:pPr>
               <w:keepNext w:val="0"/>
               <w:keepLines w:val="0"/>
+              <w:pageBreakBefore w:val="0"/>
               <w:widowControl/>
               <w:suppressLineNumbers w:val="0"/>
+              <w:kinsoku/>
+              <w:wordWrap/>
+              <w:overflowPunct/>
+              <w:topLinePunct w:val="0"/>
+              <w:autoSpaceDE/>
+              <w:autoSpaceDN/>
+              <w:bidi w:val="0"/>
+              <w:adjustRightInd/>
+              <w:snapToGrid/>
+              <w:spacing w:line="25" w:lineRule="atLeast"/>
               <w:jc w:val="center"/>
               <w:textAlignment w:val="top"/>
               <w:rPr>
@@ -19001,8 +19152,19 @@
             <w:pPr>
               <w:keepNext w:val="0"/>
               <w:keepLines w:val="0"/>
+              <w:pageBreakBefore w:val="0"/>
               <w:widowControl/>
               <w:suppressLineNumbers w:val="0"/>
+              <w:kinsoku/>
+              <w:wordWrap/>
+              <w:overflowPunct/>
+              <w:topLinePunct w:val="0"/>
+              <w:autoSpaceDE/>
+              <w:autoSpaceDN/>
+              <w:bidi w:val="0"/>
+              <w:adjustRightInd/>
+              <w:snapToGrid/>
+              <w:spacing w:after="0" w:line="25" w:lineRule="atLeast"/>
               <w:jc w:val="center"/>
               <w:textAlignment w:val="top"/>
               <w:rPr>
@@ -19040,8 +19202,19 @@
             <w:pPr>
               <w:keepNext w:val="0"/>
               <w:keepLines w:val="0"/>
+              <w:pageBreakBefore w:val="0"/>
               <w:widowControl/>
               <w:suppressLineNumbers w:val="0"/>
+              <w:kinsoku/>
+              <w:wordWrap/>
+              <w:overflowPunct/>
+              <w:topLinePunct w:val="0"/>
+              <w:autoSpaceDE/>
+              <w:autoSpaceDN/>
+              <w:bidi w:val="0"/>
+              <w:adjustRightInd/>
+              <w:snapToGrid/>
+              <w:spacing w:after="0" w:line="25" w:lineRule="atLeast"/>
               <w:jc w:val="center"/>
               <w:textAlignment w:val="top"/>
               <w:rPr>
@@ -19067,8 +19240,19 @@
             <w:pPr>
               <w:keepNext w:val="0"/>
               <w:keepLines w:val="0"/>
+              <w:pageBreakBefore w:val="0"/>
               <w:widowControl/>
               <w:suppressLineNumbers w:val="0"/>
+              <w:kinsoku/>
+              <w:wordWrap/>
+              <w:overflowPunct/>
+              <w:topLinePunct w:val="0"/>
+              <w:autoSpaceDE/>
+              <w:autoSpaceDN/>
+              <w:bidi w:val="0"/>
+              <w:adjustRightInd/>
+              <w:snapToGrid/>
+              <w:spacing w:after="0" w:line="25" w:lineRule="atLeast"/>
               <w:jc w:val="center"/>
               <w:textAlignment w:val="top"/>
               <w:rPr>
@@ -19122,7 +19306,20 @@
           </w:tcPr>
           <w:p>
             <w:pPr>
-              <w:spacing w:before="0" w:after="0" w:line="276" w:lineRule="auto"/>
+              <w:keepNext w:val="0"/>
+              <w:keepLines w:val="0"/>
+              <w:pageBreakBefore w:val="0"/>
+              <w:widowControl/>
+              <w:kinsoku/>
+              <w:wordWrap/>
+              <w:overflowPunct/>
+              <w:topLinePunct w:val="0"/>
+              <w:autoSpaceDE/>
+              <w:autoSpaceDN/>
+              <w:bidi w:val="0"/>
+              <w:adjustRightInd/>
+              <w:snapToGrid/>
+              <w:spacing w:before="0" w:after="0" w:line="25" w:lineRule="atLeast"/>
               <w:jc w:val="center"/>
             </w:pPr>
             <w:r>
@@ -19152,8 +19349,19 @@
             <w:pPr>
               <w:keepNext w:val="0"/>
               <w:keepLines w:val="0"/>
+              <w:pageBreakBefore w:val="0"/>
               <w:widowControl/>
               <w:suppressLineNumbers w:val="0"/>
+              <w:kinsoku/>
+              <w:wordWrap/>
+              <w:overflowPunct/>
+              <w:topLinePunct w:val="0"/>
+              <w:autoSpaceDE/>
+              <w:autoSpaceDN/>
+              <w:bidi w:val="0"/>
+              <w:adjustRightInd/>
+              <w:snapToGrid/>
+              <w:spacing w:line="25" w:lineRule="atLeast"/>
               <w:jc w:val="center"/>
               <w:textAlignment w:val="top"/>
               <w:rPr>
@@ -19191,8 +19399,19 @@
             <w:pPr>
               <w:keepNext w:val="0"/>
               <w:keepLines w:val="0"/>
+              <w:pageBreakBefore w:val="0"/>
               <w:widowControl/>
               <w:suppressLineNumbers w:val="0"/>
+              <w:kinsoku/>
+              <w:wordWrap/>
+              <w:overflowPunct/>
+              <w:topLinePunct w:val="0"/>
+              <w:autoSpaceDE/>
+              <w:autoSpaceDN/>
+              <w:bidi w:val="0"/>
+              <w:adjustRightInd/>
+              <w:snapToGrid/>
+              <w:spacing w:line="25" w:lineRule="atLeast"/>
               <w:jc w:val="center"/>
               <w:textAlignment w:val="top"/>
               <w:rPr>
@@ -19230,8 +19449,19 @@
             <w:pPr>
               <w:keepNext w:val="0"/>
               <w:keepLines w:val="0"/>
+              <w:pageBreakBefore w:val="0"/>
               <w:widowControl/>
               <w:suppressLineNumbers w:val="0"/>
+              <w:kinsoku/>
+              <w:wordWrap/>
+              <w:overflowPunct/>
+              <w:topLinePunct w:val="0"/>
+              <w:autoSpaceDE/>
+              <w:autoSpaceDN/>
+              <w:bidi w:val="0"/>
+              <w:adjustRightInd/>
+              <w:snapToGrid/>
+              <w:spacing w:after="0" w:line="25" w:lineRule="atLeast"/>
               <w:jc w:val="center"/>
               <w:textAlignment w:val="top"/>
               <w:rPr>
@@ -19269,8 +19499,19 @@
             <w:pPr>
               <w:keepNext w:val="0"/>
               <w:keepLines w:val="0"/>
+              <w:pageBreakBefore w:val="0"/>
               <w:widowControl/>
               <w:suppressLineNumbers w:val="0"/>
+              <w:kinsoku/>
+              <w:wordWrap/>
+              <w:overflowPunct/>
+              <w:topLinePunct w:val="0"/>
+              <w:autoSpaceDE/>
+              <w:autoSpaceDN/>
+              <w:bidi w:val="0"/>
+              <w:adjustRightInd/>
+              <w:snapToGrid/>
+              <w:spacing w:after="0" w:line="25" w:lineRule="atLeast"/>
               <w:jc w:val="center"/>
               <w:textAlignment w:val="top"/>
               <w:rPr>
@@ -19296,8 +19537,19 @@
             <w:pPr>
               <w:keepNext w:val="0"/>
               <w:keepLines w:val="0"/>
+              <w:pageBreakBefore w:val="0"/>
               <w:widowControl/>
               <w:suppressLineNumbers w:val="0"/>
+              <w:kinsoku/>
+              <w:wordWrap/>
+              <w:overflowPunct/>
+              <w:topLinePunct w:val="0"/>
+              <w:autoSpaceDE/>
+              <w:autoSpaceDN/>
+              <w:bidi w:val="0"/>
+              <w:adjustRightInd/>
+              <w:snapToGrid/>
+              <w:spacing w:after="0" w:line="25" w:lineRule="atLeast"/>
               <w:jc w:val="center"/>
               <w:textAlignment w:val="top"/>
               <w:rPr>
@@ -19351,7 +19603,20 @@
           </w:tcPr>
           <w:p>
             <w:pPr>
-              <w:spacing w:before="0" w:after="0" w:line="276" w:lineRule="auto"/>
+              <w:keepNext w:val="0"/>
+              <w:keepLines w:val="0"/>
+              <w:pageBreakBefore w:val="0"/>
+              <w:widowControl/>
+              <w:kinsoku/>
+              <w:wordWrap/>
+              <w:overflowPunct/>
+              <w:topLinePunct w:val="0"/>
+              <w:autoSpaceDE/>
+              <w:autoSpaceDN/>
+              <w:bidi w:val="0"/>
+              <w:adjustRightInd/>
+              <w:snapToGrid/>
+              <w:spacing w:before="0" w:after="0" w:line="25" w:lineRule="atLeast"/>
               <w:jc w:val="center"/>
             </w:pPr>
             <w:r>
@@ -19381,8 +19646,19 @@
             <w:pPr>
               <w:keepNext w:val="0"/>
               <w:keepLines w:val="0"/>
+              <w:pageBreakBefore w:val="0"/>
               <w:widowControl/>
               <w:suppressLineNumbers w:val="0"/>
+              <w:kinsoku/>
+              <w:wordWrap/>
+              <w:overflowPunct/>
+              <w:topLinePunct w:val="0"/>
+              <w:autoSpaceDE/>
+              <w:autoSpaceDN/>
+              <w:bidi w:val="0"/>
+              <w:adjustRightInd/>
+              <w:snapToGrid/>
+              <w:spacing w:line="25" w:lineRule="atLeast"/>
               <w:jc w:val="center"/>
               <w:textAlignment w:val="top"/>
               <w:rPr>
@@ -19420,8 +19696,19 @@
             <w:pPr>
               <w:keepNext w:val="0"/>
               <w:keepLines w:val="0"/>
+              <w:pageBreakBefore w:val="0"/>
               <w:widowControl/>
               <w:suppressLineNumbers w:val="0"/>
+              <w:kinsoku/>
+              <w:wordWrap/>
+              <w:overflowPunct/>
+              <w:topLinePunct w:val="0"/>
+              <w:autoSpaceDE/>
+              <w:autoSpaceDN/>
+              <w:bidi w:val="0"/>
+              <w:adjustRightInd/>
+              <w:snapToGrid/>
+              <w:spacing w:line="25" w:lineRule="atLeast"/>
               <w:jc w:val="center"/>
               <w:textAlignment w:val="top"/>
               <w:rPr>
@@ -19459,8 +19746,19 @@
             <w:pPr>
               <w:keepNext w:val="0"/>
               <w:keepLines w:val="0"/>
+              <w:pageBreakBefore w:val="0"/>
               <w:widowControl/>
               <w:suppressLineNumbers w:val="0"/>
+              <w:kinsoku/>
+              <w:wordWrap/>
+              <w:overflowPunct/>
+              <w:topLinePunct w:val="0"/>
+              <w:autoSpaceDE/>
+              <w:autoSpaceDN/>
+              <w:bidi w:val="0"/>
+              <w:adjustRightInd/>
+              <w:snapToGrid/>
+              <w:spacing w:after="0" w:line="25" w:lineRule="atLeast"/>
               <w:jc w:val="center"/>
               <w:textAlignment w:val="top"/>
               <w:rPr>
@@ -19486,8 +19784,19 @@
             <w:pPr>
               <w:keepNext w:val="0"/>
               <w:keepLines w:val="0"/>
+              <w:pageBreakBefore w:val="0"/>
               <w:widowControl/>
               <w:suppressLineNumbers w:val="0"/>
+              <w:kinsoku/>
+              <w:wordWrap/>
+              <w:overflowPunct/>
+              <w:topLinePunct w:val="0"/>
+              <w:autoSpaceDE/>
+              <w:autoSpaceDN/>
+              <w:bidi w:val="0"/>
+              <w:adjustRightInd/>
+              <w:snapToGrid/>
+              <w:spacing w:after="0" w:line="25" w:lineRule="atLeast"/>
               <w:jc w:val="center"/>
               <w:textAlignment w:val="top"/>
               <w:rPr>
@@ -19525,8 +19834,19 @@
             <w:pPr>
               <w:keepNext w:val="0"/>
               <w:keepLines w:val="0"/>
+              <w:pageBreakBefore w:val="0"/>
               <w:widowControl/>
               <w:suppressLineNumbers w:val="0"/>
+              <w:kinsoku/>
+              <w:wordWrap/>
+              <w:overflowPunct/>
+              <w:topLinePunct w:val="0"/>
+              <w:autoSpaceDE/>
+              <w:autoSpaceDN/>
+              <w:bidi w:val="0"/>
+              <w:adjustRightInd/>
+              <w:snapToGrid/>
+              <w:spacing w:after="0" w:line="25" w:lineRule="atLeast"/>
               <w:jc w:val="center"/>
               <w:textAlignment w:val="top"/>
               <w:rPr>
@@ -19562,8 +19882,19 @@
             <w:pPr>
               <w:keepNext w:val="0"/>
               <w:keepLines w:val="0"/>
+              <w:pageBreakBefore w:val="0"/>
               <w:widowControl/>
               <w:suppressLineNumbers w:val="0"/>
+              <w:kinsoku/>
+              <w:wordWrap/>
+              <w:overflowPunct/>
+              <w:topLinePunct w:val="0"/>
+              <w:autoSpaceDE/>
+              <w:autoSpaceDN/>
+              <w:bidi w:val="0"/>
+              <w:adjustRightInd/>
+              <w:snapToGrid/>
+              <w:spacing w:after="0" w:line="25" w:lineRule="atLeast"/>
               <w:jc w:val="center"/>
               <w:textAlignment w:val="top"/>
               <w:rPr>
@@ -19907,7 +20238,20 @@
           </w:tcPr>
           <w:p>
             <w:pPr>
-              <w:spacing w:before="0" w:after="0" w:line="276" w:lineRule="auto"/>
+              <w:keepNext w:val="0"/>
+              <w:keepLines w:val="0"/>
+              <w:pageBreakBefore w:val="0"/>
+              <w:widowControl/>
+              <w:kinsoku/>
+              <w:wordWrap/>
+              <w:overflowPunct/>
+              <w:topLinePunct w:val="0"/>
+              <w:autoSpaceDE/>
+              <w:autoSpaceDN/>
+              <w:bidi w:val="0"/>
+              <w:adjustRightInd/>
+              <w:snapToGrid/>
+              <w:spacing w:before="0" w:after="0" w:line="25" w:lineRule="atLeast"/>
               <w:jc w:val="center"/>
             </w:pPr>
             <w:r>
@@ -19937,8 +20281,19 @@
             <w:pPr>
               <w:keepNext w:val="0"/>
               <w:keepLines w:val="0"/>
+              <w:pageBreakBefore w:val="0"/>
               <w:widowControl/>
               <w:suppressLineNumbers w:val="0"/>
+              <w:kinsoku/>
+              <w:wordWrap/>
+              <w:overflowPunct/>
+              <w:topLinePunct w:val="0"/>
+              <w:autoSpaceDE/>
+              <w:autoSpaceDN/>
+              <w:bidi w:val="0"/>
+              <w:adjustRightInd/>
+              <w:snapToGrid/>
+              <w:spacing w:line="25" w:lineRule="atLeast"/>
               <w:jc w:val="center"/>
               <w:textAlignment w:val="top"/>
               <w:rPr>
@@ -19976,8 +20331,19 @@
             <w:pPr>
               <w:keepNext w:val="0"/>
               <w:keepLines w:val="0"/>
+              <w:pageBreakBefore w:val="0"/>
               <w:widowControl/>
               <w:suppressLineNumbers w:val="0"/>
+              <w:kinsoku/>
+              <w:wordWrap/>
+              <w:overflowPunct/>
+              <w:topLinePunct w:val="0"/>
+              <w:autoSpaceDE/>
+              <w:autoSpaceDN/>
+              <w:bidi w:val="0"/>
+              <w:adjustRightInd/>
+              <w:snapToGrid/>
+              <w:spacing w:line="25" w:lineRule="atLeast"/>
               <w:jc w:val="center"/>
               <w:textAlignment w:val="top"/>
               <w:rPr>
@@ -20015,8 +20381,19 @@
             <w:pPr>
               <w:keepNext w:val="0"/>
               <w:keepLines w:val="0"/>
+              <w:pageBreakBefore w:val="0"/>
               <w:widowControl/>
               <w:suppressLineNumbers w:val="0"/>
+              <w:kinsoku/>
+              <w:wordWrap/>
+              <w:overflowPunct/>
+              <w:topLinePunct w:val="0"/>
+              <w:autoSpaceDE/>
+              <w:autoSpaceDN/>
+              <w:bidi w:val="0"/>
+              <w:adjustRightInd/>
+              <w:snapToGrid/>
+              <w:spacing w:line="25" w:lineRule="atLeast"/>
               <w:jc w:val="center"/>
               <w:textAlignment w:val="top"/>
               <w:rPr>
@@ -20054,8 +20431,19 @@
             <w:pPr>
               <w:keepNext w:val="0"/>
               <w:keepLines w:val="0"/>
+              <w:pageBreakBefore w:val="0"/>
               <w:widowControl/>
               <w:suppressLineNumbers w:val="0"/>
+              <w:kinsoku/>
+              <w:wordWrap/>
+              <w:overflowPunct/>
+              <w:topLinePunct w:val="0"/>
+              <w:autoSpaceDE/>
+              <w:autoSpaceDN/>
+              <w:bidi w:val="0"/>
+              <w:adjustRightInd/>
+              <w:snapToGrid/>
+              <w:spacing w:after="0" w:line="25" w:lineRule="atLeast"/>
               <w:jc w:val="center"/>
               <w:textAlignment w:val="top"/>
               <w:rPr>
@@ -20093,8 +20481,19 @@
             <w:pPr>
               <w:keepNext w:val="0"/>
               <w:keepLines w:val="0"/>
+              <w:pageBreakBefore w:val="0"/>
               <w:widowControl/>
               <w:suppressLineNumbers w:val="0"/>
+              <w:kinsoku/>
+              <w:wordWrap/>
+              <w:overflowPunct/>
+              <w:topLinePunct w:val="0"/>
+              <w:autoSpaceDE/>
+              <w:autoSpaceDN/>
+              <w:bidi w:val="0"/>
+              <w:adjustRightInd/>
+              <w:snapToGrid/>
+              <w:spacing w:after="0" w:line="25" w:lineRule="atLeast"/>
               <w:jc w:val="center"/>
               <w:textAlignment w:val="top"/>
               <w:rPr>
@@ -20132,8 +20531,19 @@
             <w:pPr>
               <w:keepNext w:val="0"/>
               <w:keepLines w:val="0"/>
+              <w:pageBreakBefore w:val="0"/>
               <w:widowControl/>
               <w:suppressLineNumbers w:val="0"/>
+              <w:kinsoku/>
+              <w:wordWrap/>
+              <w:overflowPunct/>
+              <w:topLinePunct w:val="0"/>
+              <w:autoSpaceDE/>
+              <w:autoSpaceDN/>
+              <w:bidi w:val="0"/>
+              <w:adjustRightInd/>
+              <w:snapToGrid/>
+              <w:spacing w:after="0" w:line="25" w:lineRule="atLeast"/>
               <w:jc w:val="center"/>
               <w:textAlignment w:val="top"/>
               <w:rPr>
@@ -20187,7 +20597,20 @@
           </w:tcPr>
           <w:p>
             <w:pPr>
-              <w:spacing w:before="0" w:after="0" w:line="276" w:lineRule="auto"/>
+              <w:keepNext w:val="0"/>
+              <w:keepLines w:val="0"/>
+              <w:pageBreakBefore w:val="0"/>
+              <w:widowControl/>
+              <w:kinsoku/>
+              <w:wordWrap/>
+              <w:overflowPunct/>
+              <w:topLinePunct w:val="0"/>
+              <w:autoSpaceDE/>
+              <w:autoSpaceDN/>
+              <w:bidi w:val="0"/>
+              <w:adjustRightInd/>
+              <w:snapToGrid/>
+              <w:spacing w:before="0" w:after="0" w:line="25" w:lineRule="atLeast"/>
               <w:jc w:val="center"/>
             </w:pPr>
             <w:r>
@@ -20217,8 +20640,19 @@
             <w:pPr>
               <w:keepNext w:val="0"/>
               <w:keepLines w:val="0"/>
+              <w:pageBreakBefore w:val="0"/>
               <w:widowControl/>
               <w:suppressLineNumbers w:val="0"/>
+              <w:kinsoku/>
+              <w:wordWrap/>
+              <w:overflowPunct/>
+              <w:topLinePunct w:val="0"/>
+              <w:autoSpaceDE/>
+              <w:autoSpaceDN/>
+              <w:bidi w:val="0"/>
+              <w:adjustRightInd/>
+              <w:snapToGrid/>
+              <w:spacing w:line="25" w:lineRule="atLeast"/>
               <w:jc w:val="center"/>
               <w:textAlignment w:val="top"/>
               <w:rPr>
@@ -20256,8 +20690,19 @@
             <w:pPr>
               <w:keepNext w:val="0"/>
               <w:keepLines w:val="0"/>
+              <w:pageBreakBefore w:val="0"/>
               <w:widowControl/>
               <w:suppressLineNumbers w:val="0"/>
+              <w:kinsoku/>
+              <w:wordWrap/>
+              <w:overflowPunct/>
+              <w:topLinePunct w:val="0"/>
+              <w:autoSpaceDE/>
+              <w:autoSpaceDN/>
+              <w:bidi w:val="0"/>
+              <w:adjustRightInd/>
+              <w:snapToGrid/>
+              <w:spacing w:line="25" w:lineRule="atLeast"/>
               <w:jc w:val="center"/>
               <w:textAlignment w:val="top"/>
               <w:rPr>
@@ -20295,8 +20740,19 @@
             <w:pPr>
               <w:keepNext w:val="0"/>
               <w:keepLines w:val="0"/>
+              <w:pageBreakBefore w:val="0"/>
               <w:widowControl/>
               <w:suppressLineNumbers w:val="0"/>
+              <w:kinsoku/>
+              <w:wordWrap/>
+              <w:overflowPunct/>
+              <w:topLinePunct w:val="0"/>
+              <w:autoSpaceDE/>
+              <w:autoSpaceDN/>
+              <w:bidi w:val="0"/>
+              <w:adjustRightInd/>
+              <w:snapToGrid/>
+              <w:spacing w:line="25" w:lineRule="atLeast"/>
               <w:jc w:val="center"/>
               <w:textAlignment w:val="top"/>
               <w:rPr>
@@ -20334,8 +20790,19 @@
             <w:pPr>
               <w:keepNext w:val="0"/>
               <w:keepLines w:val="0"/>
+              <w:pageBreakBefore w:val="0"/>
               <w:widowControl/>
               <w:suppressLineNumbers w:val="0"/>
+              <w:kinsoku/>
+              <w:wordWrap/>
+              <w:overflowPunct/>
+              <w:topLinePunct w:val="0"/>
+              <w:autoSpaceDE/>
+              <w:autoSpaceDN/>
+              <w:bidi w:val="0"/>
+              <w:adjustRightInd/>
+              <w:snapToGrid/>
+              <w:spacing w:after="0" w:line="25" w:lineRule="atLeast"/>
               <w:jc w:val="center"/>
               <w:textAlignment w:val="top"/>
               <w:rPr>
@@ -20373,8 +20840,19 @@
             <w:pPr>
               <w:keepNext w:val="0"/>
               <w:keepLines w:val="0"/>
+              <w:pageBreakBefore w:val="0"/>
               <w:widowControl/>
               <w:suppressLineNumbers w:val="0"/>
+              <w:kinsoku/>
+              <w:wordWrap/>
+              <w:overflowPunct/>
+              <w:topLinePunct w:val="0"/>
+              <w:autoSpaceDE/>
+              <w:autoSpaceDN/>
+              <w:bidi w:val="0"/>
+              <w:adjustRightInd/>
+              <w:snapToGrid/>
+              <w:spacing w:after="0" w:line="25" w:lineRule="atLeast"/>
               <w:jc w:val="center"/>
               <w:textAlignment w:val="top"/>
               <w:rPr>
@@ -20412,8 +20890,19 @@
             <w:pPr>
               <w:keepNext w:val="0"/>
               <w:keepLines w:val="0"/>
+              <w:pageBreakBefore w:val="0"/>
               <w:widowControl/>
               <w:suppressLineNumbers w:val="0"/>
+              <w:kinsoku/>
+              <w:wordWrap/>
+              <w:overflowPunct/>
+              <w:topLinePunct w:val="0"/>
+              <w:autoSpaceDE/>
+              <w:autoSpaceDN/>
+              <w:bidi w:val="0"/>
+              <w:adjustRightInd/>
+              <w:snapToGrid/>
+              <w:spacing w:after="0" w:line="25" w:lineRule="atLeast"/>
               <w:jc w:val="center"/>
               <w:textAlignment w:val="top"/>
               <w:rPr>
@@ -20467,7 +20956,20 @@
           </w:tcPr>
           <w:p>
             <w:pPr>
-              <w:spacing w:before="0" w:after="0" w:line="276" w:lineRule="auto"/>
+              <w:keepNext w:val="0"/>
+              <w:keepLines w:val="0"/>
+              <w:pageBreakBefore w:val="0"/>
+              <w:widowControl/>
+              <w:kinsoku/>
+              <w:wordWrap/>
+              <w:overflowPunct/>
+              <w:topLinePunct w:val="0"/>
+              <w:autoSpaceDE/>
+              <w:autoSpaceDN/>
+              <w:bidi w:val="0"/>
+              <w:adjustRightInd/>
+              <w:snapToGrid/>
+              <w:spacing w:before="0" w:after="0" w:line="25" w:lineRule="atLeast"/>
               <w:jc w:val="center"/>
             </w:pPr>
             <w:r>
@@ -20497,8 +20999,19 @@
             <w:pPr>
               <w:keepNext w:val="0"/>
               <w:keepLines w:val="0"/>
+              <w:pageBreakBefore w:val="0"/>
               <w:widowControl/>
               <w:suppressLineNumbers w:val="0"/>
+              <w:kinsoku/>
+              <w:wordWrap/>
+              <w:overflowPunct/>
+              <w:topLinePunct w:val="0"/>
+              <w:autoSpaceDE/>
+              <w:autoSpaceDN/>
+              <w:bidi w:val="0"/>
+              <w:adjustRightInd/>
+              <w:snapToGrid/>
+              <w:spacing w:line="25" w:lineRule="atLeast"/>
               <w:jc w:val="center"/>
               <w:textAlignment w:val="top"/>
               <w:rPr>
@@ -20536,8 +21049,19 @@
             <w:pPr>
               <w:keepNext w:val="0"/>
               <w:keepLines w:val="0"/>
+              <w:pageBreakBefore w:val="0"/>
               <w:widowControl/>
               <w:suppressLineNumbers w:val="0"/>
+              <w:kinsoku/>
+              <w:wordWrap/>
+              <w:overflowPunct/>
+              <w:topLinePunct w:val="0"/>
+              <w:autoSpaceDE/>
+              <w:autoSpaceDN/>
+              <w:bidi w:val="0"/>
+              <w:adjustRightInd/>
+              <w:snapToGrid/>
+              <w:spacing w:line="25" w:lineRule="atLeast"/>
               <w:jc w:val="center"/>
               <w:textAlignment w:val="top"/>
               <w:rPr>
@@ -20575,8 +21099,19 @@
             <w:pPr>
               <w:keepNext w:val="0"/>
               <w:keepLines w:val="0"/>
+              <w:pageBreakBefore w:val="0"/>
               <w:widowControl/>
               <w:suppressLineNumbers w:val="0"/>
+              <w:kinsoku/>
+              <w:wordWrap/>
+              <w:overflowPunct/>
+              <w:topLinePunct w:val="0"/>
+              <w:autoSpaceDE/>
+              <w:autoSpaceDN/>
+              <w:bidi w:val="0"/>
+              <w:adjustRightInd/>
+              <w:snapToGrid/>
+              <w:spacing w:line="25" w:lineRule="atLeast"/>
               <w:jc w:val="center"/>
               <w:textAlignment w:val="top"/>
               <w:rPr>
@@ -20614,8 +21149,19 @@
             <w:pPr>
               <w:keepNext w:val="0"/>
               <w:keepLines w:val="0"/>
+              <w:pageBreakBefore w:val="0"/>
               <w:widowControl/>
               <w:suppressLineNumbers w:val="0"/>
+              <w:kinsoku/>
+              <w:wordWrap/>
+              <w:overflowPunct/>
+              <w:topLinePunct w:val="0"/>
+              <w:autoSpaceDE/>
+              <w:autoSpaceDN/>
+              <w:bidi w:val="0"/>
+              <w:adjustRightInd/>
+              <w:snapToGrid/>
+              <w:spacing w:after="0" w:line="25" w:lineRule="atLeast"/>
               <w:jc w:val="center"/>
               <w:textAlignment w:val="top"/>
               <w:rPr>
@@ -20653,8 +21199,19 @@
             <w:pPr>
               <w:keepNext w:val="0"/>
               <w:keepLines w:val="0"/>
+              <w:pageBreakBefore w:val="0"/>
               <w:widowControl/>
               <w:suppressLineNumbers w:val="0"/>
+              <w:kinsoku/>
+              <w:wordWrap/>
+              <w:overflowPunct/>
+              <w:topLinePunct w:val="0"/>
+              <w:autoSpaceDE/>
+              <w:autoSpaceDN/>
+              <w:bidi w:val="0"/>
+              <w:adjustRightInd/>
+              <w:snapToGrid/>
+              <w:spacing w:after="0" w:line="25" w:lineRule="atLeast"/>
               <w:jc w:val="center"/>
               <w:textAlignment w:val="top"/>
               <w:rPr>
@@ -20692,8 +21249,19 @@
             <w:pPr>
               <w:keepNext w:val="0"/>
               <w:keepLines w:val="0"/>
+              <w:pageBreakBefore w:val="0"/>
               <w:widowControl/>
               <w:suppressLineNumbers w:val="0"/>
+              <w:kinsoku/>
+              <w:wordWrap/>
+              <w:overflowPunct/>
+              <w:topLinePunct w:val="0"/>
+              <w:autoSpaceDE/>
+              <w:autoSpaceDN/>
+              <w:bidi w:val="0"/>
+              <w:adjustRightInd/>
+              <w:snapToGrid/>
+              <w:spacing w:after="0" w:line="25" w:lineRule="atLeast"/>
               <w:jc w:val="center"/>
               <w:textAlignment w:val="top"/>
               <w:rPr>
@@ -20747,7 +21315,20 @@
           </w:tcPr>
           <w:p>
             <w:pPr>
-              <w:spacing w:before="0" w:after="0" w:line="276" w:lineRule="auto"/>
+              <w:keepNext w:val="0"/>
+              <w:keepLines w:val="0"/>
+              <w:pageBreakBefore w:val="0"/>
+              <w:widowControl/>
+              <w:kinsoku/>
+              <w:wordWrap/>
+              <w:overflowPunct/>
+              <w:topLinePunct w:val="0"/>
+              <w:autoSpaceDE/>
+              <w:autoSpaceDN/>
+              <w:bidi w:val="0"/>
+              <w:adjustRightInd/>
+              <w:snapToGrid/>
+              <w:spacing w:before="0" w:after="0" w:line="25" w:lineRule="atLeast"/>
               <w:jc w:val="center"/>
             </w:pPr>
             <w:r>
@@ -20777,8 +21358,19 @@
             <w:pPr>
               <w:keepNext w:val="0"/>
               <w:keepLines w:val="0"/>
+              <w:pageBreakBefore w:val="0"/>
               <w:widowControl/>
               <w:suppressLineNumbers w:val="0"/>
+              <w:kinsoku/>
+              <w:wordWrap/>
+              <w:overflowPunct/>
+              <w:topLinePunct w:val="0"/>
+              <w:autoSpaceDE/>
+              <w:autoSpaceDN/>
+              <w:bidi w:val="0"/>
+              <w:adjustRightInd/>
+              <w:snapToGrid/>
+              <w:spacing w:line="25" w:lineRule="atLeast"/>
               <w:jc w:val="center"/>
               <w:textAlignment w:val="top"/>
               <w:rPr>
@@ -20816,8 +21408,19 @@
             <w:pPr>
               <w:keepNext w:val="0"/>
               <w:keepLines w:val="0"/>
+              <w:pageBreakBefore w:val="0"/>
               <w:widowControl/>
               <w:suppressLineNumbers w:val="0"/>
+              <w:kinsoku/>
+              <w:wordWrap/>
+              <w:overflowPunct/>
+              <w:topLinePunct w:val="0"/>
+              <w:autoSpaceDE/>
+              <w:autoSpaceDN/>
+              <w:bidi w:val="0"/>
+              <w:adjustRightInd/>
+              <w:snapToGrid/>
+              <w:spacing w:line="25" w:lineRule="atLeast"/>
               <w:jc w:val="center"/>
               <w:textAlignment w:val="top"/>
               <w:rPr>
@@ -20855,8 +21458,19 @@
             <w:pPr>
               <w:keepNext w:val="0"/>
               <w:keepLines w:val="0"/>
+              <w:pageBreakBefore w:val="0"/>
               <w:widowControl/>
               <w:suppressLineNumbers w:val="0"/>
+              <w:kinsoku/>
+              <w:wordWrap/>
+              <w:overflowPunct/>
+              <w:topLinePunct w:val="0"/>
+              <w:autoSpaceDE/>
+              <w:autoSpaceDN/>
+              <w:bidi w:val="0"/>
+              <w:adjustRightInd/>
+              <w:snapToGrid/>
+              <w:spacing w:line="25" w:lineRule="atLeast"/>
               <w:jc w:val="center"/>
               <w:textAlignment w:val="top"/>
               <w:rPr>
@@ -20894,8 +21508,19 @@
             <w:pPr>
               <w:keepNext w:val="0"/>
               <w:keepLines w:val="0"/>
+              <w:pageBreakBefore w:val="0"/>
               <w:widowControl/>
               <w:suppressLineNumbers w:val="0"/>
+              <w:kinsoku/>
+              <w:wordWrap/>
+              <w:overflowPunct/>
+              <w:topLinePunct w:val="0"/>
+              <w:autoSpaceDE/>
+              <w:autoSpaceDN/>
+              <w:bidi w:val="0"/>
+              <w:adjustRightInd/>
+              <w:snapToGrid/>
+              <w:spacing w:after="0" w:line="25" w:lineRule="atLeast"/>
               <w:jc w:val="center"/>
               <w:textAlignment w:val="top"/>
               <w:rPr>
@@ -20933,8 +21558,19 @@
             <w:pPr>
               <w:keepNext w:val="0"/>
               <w:keepLines w:val="0"/>
+              <w:pageBreakBefore w:val="0"/>
               <w:widowControl/>
               <w:suppressLineNumbers w:val="0"/>
+              <w:kinsoku/>
+              <w:wordWrap/>
+              <w:overflowPunct/>
+              <w:topLinePunct w:val="0"/>
+              <w:autoSpaceDE/>
+              <w:autoSpaceDN/>
+              <w:bidi w:val="0"/>
+              <w:adjustRightInd/>
+              <w:snapToGrid/>
+              <w:spacing w:after="0" w:line="25" w:lineRule="atLeast"/>
               <w:jc w:val="center"/>
               <w:textAlignment w:val="top"/>
               <w:rPr>
@@ -20972,8 +21608,19 @@
             <w:pPr>
               <w:keepNext w:val="0"/>
               <w:keepLines w:val="0"/>
+              <w:pageBreakBefore w:val="0"/>
               <w:widowControl/>
               <w:suppressLineNumbers w:val="0"/>
+              <w:kinsoku/>
+              <w:wordWrap/>
+              <w:overflowPunct/>
+              <w:topLinePunct w:val="0"/>
+              <w:autoSpaceDE/>
+              <w:autoSpaceDN/>
+              <w:bidi w:val="0"/>
+              <w:adjustRightInd/>
+              <w:snapToGrid/>
+              <w:spacing w:after="0" w:line="25" w:lineRule="atLeast"/>
               <w:jc w:val="center"/>
               <w:textAlignment w:val="top"/>
               <w:rPr>
@@ -21027,7 +21674,20 @@
           </w:tcPr>
           <w:p>
             <w:pPr>
-              <w:spacing w:before="0" w:after="0" w:line="276" w:lineRule="auto"/>
+              <w:keepNext w:val="0"/>
+              <w:keepLines w:val="0"/>
+              <w:pageBreakBefore w:val="0"/>
+              <w:widowControl/>
+              <w:kinsoku/>
+              <w:wordWrap/>
+              <w:overflowPunct/>
+              <w:topLinePunct w:val="0"/>
+              <w:autoSpaceDE/>
+              <w:autoSpaceDN/>
+              <w:bidi w:val="0"/>
+              <w:adjustRightInd/>
+              <w:snapToGrid/>
+              <w:spacing w:before="0" w:after="0" w:line="25" w:lineRule="atLeast"/>
               <w:jc w:val="center"/>
             </w:pPr>
             <w:r>
@@ -21057,8 +21717,19 @@
             <w:pPr>
               <w:keepNext w:val="0"/>
               <w:keepLines w:val="0"/>
+              <w:pageBreakBefore w:val="0"/>
               <w:widowControl/>
               <w:suppressLineNumbers w:val="0"/>
+              <w:kinsoku/>
+              <w:wordWrap/>
+              <w:overflowPunct/>
+              <w:topLinePunct w:val="0"/>
+              <w:autoSpaceDE/>
+              <w:autoSpaceDN/>
+              <w:bidi w:val="0"/>
+              <w:adjustRightInd/>
+              <w:snapToGrid/>
+              <w:spacing w:line="25" w:lineRule="atLeast"/>
               <w:jc w:val="center"/>
               <w:textAlignment w:val="top"/>
               <w:rPr>
@@ -21096,8 +21767,19 @@
             <w:pPr>
               <w:keepNext w:val="0"/>
               <w:keepLines w:val="0"/>
+              <w:pageBreakBefore w:val="0"/>
               <w:widowControl/>
               <w:suppressLineNumbers w:val="0"/>
+              <w:kinsoku/>
+              <w:wordWrap/>
+              <w:overflowPunct/>
+              <w:topLinePunct w:val="0"/>
+              <w:autoSpaceDE/>
+              <w:autoSpaceDN/>
+              <w:bidi w:val="0"/>
+              <w:adjustRightInd/>
+              <w:snapToGrid/>
+              <w:spacing w:line="25" w:lineRule="atLeast"/>
               <w:jc w:val="center"/>
               <w:textAlignment w:val="top"/>
               <w:rPr>
@@ -21135,8 +21817,19 @@
             <w:pPr>
               <w:keepNext w:val="0"/>
               <w:keepLines w:val="0"/>
+              <w:pageBreakBefore w:val="0"/>
               <w:widowControl/>
               <w:suppressLineNumbers w:val="0"/>
+              <w:kinsoku/>
+              <w:wordWrap/>
+              <w:overflowPunct/>
+              <w:topLinePunct w:val="0"/>
+              <w:autoSpaceDE/>
+              <w:autoSpaceDN/>
+              <w:bidi w:val="0"/>
+              <w:adjustRightInd/>
+              <w:snapToGrid/>
+              <w:spacing w:line="25" w:lineRule="atLeast"/>
               <w:jc w:val="center"/>
               <w:textAlignment w:val="top"/>
               <w:rPr>
@@ -21174,8 +21867,19 @@
             <w:pPr>
               <w:keepNext w:val="0"/>
               <w:keepLines w:val="0"/>
+              <w:pageBreakBefore w:val="0"/>
               <w:widowControl/>
               <w:suppressLineNumbers w:val="0"/>
+              <w:kinsoku/>
+              <w:wordWrap/>
+              <w:overflowPunct/>
+              <w:topLinePunct w:val="0"/>
+              <w:autoSpaceDE/>
+              <w:autoSpaceDN/>
+              <w:bidi w:val="0"/>
+              <w:adjustRightInd/>
+              <w:snapToGrid/>
+              <w:spacing w:after="0" w:line="25" w:lineRule="atLeast"/>
               <w:jc w:val="center"/>
               <w:textAlignment w:val="top"/>
               <w:rPr>
@@ -21213,8 +21917,19 @@
             <w:pPr>
               <w:keepNext w:val="0"/>
               <w:keepLines w:val="0"/>
+              <w:pageBreakBefore w:val="0"/>
               <w:widowControl/>
               <w:suppressLineNumbers w:val="0"/>
+              <w:kinsoku/>
+              <w:wordWrap/>
+              <w:overflowPunct/>
+              <w:topLinePunct w:val="0"/>
+              <w:autoSpaceDE/>
+              <w:autoSpaceDN/>
+              <w:bidi w:val="0"/>
+              <w:adjustRightInd/>
+              <w:snapToGrid/>
+              <w:spacing w:after="0" w:line="25" w:lineRule="atLeast"/>
               <w:jc w:val="center"/>
               <w:textAlignment w:val="top"/>
               <w:rPr>
@@ -21252,8 +21967,19 @@
             <w:pPr>
               <w:keepNext w:val="0"/>
               <w:keepLines w:val="0"/>
+              <w:pageBreakBefore w:val="0"/>
               <w:widowControl/>
               <w:suppressLineNumbers w:val="0"/>
+              <w:kinsoku/>
+              <w:wordWrap/>
+              <w:overflowPunct/>
+              <w:topLinePunct w:val="0"/>
+              <w:autoSpaceDE/>
+              <w:autoSpaceDN/>
+              <w:bidi w:val="0"/>
+              <w:adjustRightInd/>
+              <w:snapToGrid/>
+              <w:spacing w:after="0" w:line="25" w:lineRule="atLeast"/>
               <w:jc w:val="center"/>
               <w:textAlignment w:val="top"/>
               <w:rPr>
@@ -21325,7 +22051,6 @@
         <w:spacing w:before="0" w:after="120" w:line="300" w:lineRule="auto"/>
         <w:ind w:left="880" w:leftChars="0" w:hanging="198" w:firstLineChars="0"/>
         <w:jc w:val="both"/>
-        <w:rPr/>
       </w:pPr>
       <w:r>
         <w:t>Ưu tiên 1 - Bảo vệ đường truyền Internet:</w:t>
@@ -21349,7 +22074,6 @@
         <w:spacing w:before="0" w:after="120" w:line="300" w:lineRule="auto"/>
         <w:ind w:left="880" w:leftChars="0" w:hanging="198" w:firstLineChars="0"/>
         <w:jc w:val="both"/>
-        <w:rPr/>
       </w:pPr>
       <w:r>
         <w:rPr>
@@ -21370,7 +22094,6 @@
         <w:spacing w:before="0" w:after="120" w:line="300" w:lineRule="auto"/>
         <w:ind w:left="880" w:leftChars="0" w:hanging="198" w:firstLineChars="0"/>
         <w:jc w:val="both"/>
-        <w:rPr/>
       </w:pPr>
       <w:r>
         <w:rPr>
@@ -21466,6 +22189,7 @@
     <w:p>
       <w:pPr>
         <w:numPr>
+          <w:ilvl w:val="0"/>
           <w:numId w:val="0"/>
         </w:numPr>
         <w:spacing w:before="0" w:after="120" w:line="300" w:lineRule="auto"/>
@@ -21479,6 +22203,7 @@
     <w:p>
       <w:pPr>
         <w:numPr>
+          <w:ilvl w:val="0"/>
           <w:numId w:val="0"/>
         </w:numPr>
         <w:spacing w:before="0" w:after="120" w:line="300" w:lineRule="auto"/>
@@ -21512,7 +22237,9 @@
         </w:tblBorders>
         <w:tblLayout w:type="autofit"/>
         <w:tblCellMar>
+          <w:top w:w="0" w:type="dxa"/>
           <w:left w:w="108" w:type="dxa"/>
+          <w:bottom w:w="0" w:type="dxa"/>
           <w:right w:w="108" w:type="dxa"/>
         </w:tblCellMar>
       </w:tblPr>
@@ -21534,7 +22261,9 @@
             <w:insideV w:val="single" w:color="auto" w:sz="4" w:space="0"/>
           </w:tblBorders>
           <w:tblCellMar>
+            <w:top w:w="0" w:type="dxa"/>
             <w:left w:w="108" w:type="dxa"/>
+            <w:bottom w:w="0" w:type="dxa"/>
             <w:right w:w="108" w:type="dxa"/>
           </w:tblCellMar>
         </w:tblPrEx>
@@ -21841,7 +22570,9 @@
             <w:insideV w:val="single" w:color="auto" w:sz="4" w:space="0"/>
           </w:tblBorders>
           <w:tblCellMar>
+            <w:top w:w="0" w:type="dxa"/>
             <w:left w:w="108" w:type="dxa"/>
+            <w:bottom w:w="0" w:type="dxa"/>
             <w:right w:w="108" w:type="dxa"/>
           </w:tblCellMar>
         </w:tblPrEx>
@@ -22062,7 +22793,9 @@
             <w:insideV w:val="single" w:color="auto" w:sz="4" w:space="0"/>
           </w:tblBorders>
           <w:tblCellMar>
+            <w:top w:w="0" w:type="dxa"/>
             <w:left w:w="108" w:type="dxa"/>
+            <w:bottom w:w="0" w:type="dxa"/>
             <w:right w:w="108" w:type="dxa"/>
           </w:tblCellMar>
         </w:tblPrEx>
@@ -22298,7 +23031,9 @@
             <w:insideV w:val="single" w:color="auto" w:sz="4" w:space="0"/>
           </w:tblBorders>
           <w:tblCellMar>
+            <w:top w:w="0" w:type="dxa"/>
             <w:left w:w="108" w:type="dxa"/>
+            <w:bottom w:w="0" w:type="dxa"/>
             <w:right w:w="108" w:type="dxa"/>
           </w:tblCellMar>
         </w:tblPrEx>
@@ -22534,7 +23269,9 @@
             <w:insideV w:val="single" w:color="auto" w:sz="4" w:space="0"/>
           </w:tblBorders>
           <w:tblCellMar>
+            <w:top w:w="0" w:type="dxa"/>
             <w:left w:w="108" w:type="dxa"/>
+            <w:bottom w:w="0" w:type="dxa"/>
             <w:right w:w="108" w:type="dxa"/>
           </w:tblCellMar>
         </w:tblPrEx>
@@ -22770,7 +23507,9 @@
             <w:insideV w:val="single" w:color="auto" w:sz="4" w:space="0"/>
           </w:tblBorders>
           <w:tblCellMar>
+            <w:top w:w="0" w:type="dxa"/>
             <w:left w:w="108" w:type="dxa"/>
+            <w:bottom w:w="0" w:type="dxa"/>
             <w:right w:w="108" w:type="dxa"/>
           </w:tblCellMar>
         </w:tblPrEx>
@@ -22991,7 +23730,9 @@
             <w:insideV w:val="single" w:color="auto" w:sz="4" w:space="0"/>
           </w:tblBorders>
           <w:tblCellMar>
+            <w:top w:w="0" w:type="dxa"/>
             <w:left w:w="108" w:type="dxa"/>
+            <w:bottom w:w="0" w:type="dxa"/>
             <w:right w:w="108" w:type="dxa"/>
           </w:tblCellMar>
         </w:tblPrEx>
@@ -23227,7 +23968,9 @@
             <w:insideV w:val="single" w:color="auto" w:sz="4" w:space="0"/>
           </w:tblBorders>
           <w:tblCellMar>
+            <w:top w:w="0" w:type="dxa"/>
             <w:left w:w="108" w:type="dxa"/>
+            <w:bottom w:w="0" w:type="dxa"/>
             <w:right w:w="108" w:type="dxa"/>
           </w:tblCellMar>
         </w:tblPrEx>
@@ -23463,7 +24206,9 @@
             <w:insideV w:val="single" w:color="auto" w:sz="4" w:space="0"/>
           </w:tblBorders>
           <w:tblCellMar>
+            <w:top w:w="0" w:type="dxa"/>
             <w:left w:w="108" w:type="dxa"/>
+            <w:bottom w:w="0" w:type="dxa"/>
             <w:right w:w="108" w:type="dxa"/>
           </w:tblCellMar>
         </w:tblPrEx>
@@ -23699,7 +24444,9 @@
             <w:insideV w:val="single" w:color="auto" w:sz="4" w:space="0"/>
           </w:tblBorders>
           <w:tblCellMar>
+            <w:top w:w="0" w:type="dxa"/>
             <w:left w:w="108" w:type="dxa"/>
+            <w:bottom w:w="0" w:type="dxa"/>
             <w:right w:w="108" w:type="dxa"/>
           </w:tblCellMar>
         </w:tblPrEx>
@@ -23920,7 +24667,9 @@
             <w:insideV w:val="single" w:color="auto" w:sz="4" w:space="0"/>
           </w:tblBorders>
           <w:tblCellMar>
+            <w:top w:w="0" w:type="dxa"/>
             <w:left w:w="108" w:type="dxa"/>
+            <w:bottom w:w="0" w:type="dxa"/>
             <w:right w:w="108" w:type="dxa"/>
           </w:tblCellMar>
         </w:tblPrEx>
@@ -24156,7 +24905,9 @@
             <w:insideV w:val="single" w:color="auto" w:sz="4" w:space="0"/>
           </w:tblBorders>
           <w:tblCellMar>
+            <w:top w:w="0" w:type="dxa"/>
             <w:left w:w="108" w:type="dxa"/>
+            <w:bottom w:w="0" w:type="dxa"/>
             <w:right w:w="108" w:type="dxa"/>
           </w:tblCellMar>
         </w:tblPrEx>
@@ -24435,7 +25186,9 @@
         </w:tblBorders>
         <w:tblLayout w:type="autofit"/>
         <w:tblCellMar>
+          <w:top w:w="0" w:type="dxa"/>
           <w:left w:w="108" w:type="dxa"/>
+          <w:bottom w:w="0" w:type="dxa"/>
           <w:right w:w="108" w:type="dxa"/>
         </w:tblCellMar>
       </w:tblPr>
@@ -24457,7 +25210,9 @@
             <w:insideV w:val="single" w:color="auto" w:sz="4" w:space="0"/>
           </w:tblBorders>
           <w:tblCellMar>
+            <w:top w:w="0" w:type="dxa"/>
             <w:left w:w="108" w:type="dxa"/>
+            <w:bottom w:w="0" w:type="dxa"/>
             <w:right w:w="108" w:type="dxa"/>
           </w:tblCellMar>
         </w:tblPrEx>
@@ -24734,7 +25489,9 @@
             <w:insideV w:val="single" w:color="auto" w:sz="4" w:space="0"/>
           </w:tblBorders>
           <w:tblCellMar>
+            <w:top w:w="0" w:type="dxa"/>
             <w:left w:w="108" w:type="dxa"/>
+            <w:bottom w:w="0" w:type="dxa"/>
             <w:right w:w="108" w:type="dxa"/>
           </w:tblCellMar>
         </w:tblPrEx>
@@ -24970,7 +25727,9 @@
             <w:insideV w:val="single" w:color="auto" w:sz="4" w:space="0"/>
           </w:tblBorders>
           <w:tblCellMar>
+            <w:top w:w="0" w:type="dxa"/>
             <w:left w:w="108" w:type="dxa"/>
+            <w:bottom w:w="0" w:type="dxa"/>
             <w:right w:w="108" w:type="dxa"/>
           </w:tblCellMar>
         </w:tblPrEx>
@@ -25191,7 +25950,9 @@
             <w:insideV w:val="single" w:color="auto" w:sz="4" w:space="0"/>
           </w:tblBorders>
           <w:tblCellMar>
+            <w:top w:w="0" w:type="dxa"/>
             <w:left w:w="108" w:type="dxa"/>
+            <w:bottom w:w="0" w:type="dxa"/>
             <w:right w:w="108" w:type="dxa"/>
           </w:tblCellMar>
         </w:tblPrEx>
@@ -25427,7 +26188,9 @@
             <w:insideV w:val="single" w:color="auto" w:sz="4" w:space="0"/>
           </w:tblBorders>
           <w:tblCellMar>
+            <w:top w:w="0" w:type="dxa"/>
             <w:left w:w="108" w:type="dxa"/>
+            <w:bottom w:w="0" w:type="dxa"/>
             <w:right w:w="108" w:type="dxa"/>
           </w:tblCellMar>
         </w:tblPrEx>
@@ -25663,7 +26426,9 @@
             <w:insideV w:val="single" w:color="auto" w:sz="4" w:space="0"/>
           </w:tblBorders>
           <w:tblCellMar>
+            <w:top w:w="0" w:type="dxa"/>
             <w:left w:w="108" w:type="dxa"/>
+            <w:bottom w:w="0" w:type="dxa"/>
             <w:right w:w="108" w:type="dxa"/>
           </w:tblCellMar>
         </w:tblPrEx>
@@ -25899,7 +26664,9 @@
             <w:insideV w:val="single" w:color="auto" w:sz="4" w:space="0"/>
           </w:tblBorders>
           <w:tblCellMar>
+            <w:top w:w="0" w:type="dxa"/>
             <w:left w:w="108" w:type="dxa"/>
+            <w:bottom w:w="0" w:type="dxa"/>
             <w:right w:w="108" w:type="dxa"/>
           </w:tblCellMar>
         </w:tblPrEx>
@@ -26120,7 +26887,9 @@
             <w:insideV w:val="single" w:color="auto" w:sz="4" w:space="0"/>
           </w:tblBorders>
           <w:tblCellMar>
+            <w:top w:w="0" w:type="dxa"/>
             <w:left w:w="108" w:type="dxa"/>
+            <w:bottom w:w="0" w:type="dxa"/>
             <w:right w:w="108" w:type="dxa"/>
           </w:tblCellMar>
         </w:tblPrEx>
@@ -26356,7 +27125,9 @@
             <w:insideV w:val="single" w:color="auto" w:sz="4" w:space="0"/>
           </w:tblBorders>
           <w:tblCellMar>
+            <w:top w:w="0" w:type="dxa"/>
             <w:left w:w="108" w:type="dxa"/>
+            <w:bottom w:w="0" w:type="dxa"/>
             <w:right w:w="108" w:type="dxa"/>
           </w:tblCellMar>
         </w:tblPrEx>
@@ -26612,245 +27383,12 @@
         <w:spacing w:before="0" w:after="120" w:line="300" w:lineRule="auto"/>
         <w:ind w:left="0" w:leftChars="0" w:firstLine="880" w:firstLineChars="400"/>
         <w:jc w:val="both"/>
-        <w:rPr/>
       </w:pPr>
       <w:r>
         <w:rPr>
           <w:lang w:val="en-US" w:eastAsia="zh-CN"/>
         </w:rPr>
         <w:t>Sau khi áp dụng chế độ STANDARD, hệ thống đã đạt được các tiêu chuẩn an toàn kỹ thuật tương đương với các quy định trong chuẩn HIPAA và FDA:</w:t>
-      </w:r>
-    </w:p>
-    <w:p>
-      <w:pPr>
-        <w:numPr>
-          <w:ilvl w:val="0"/>
-          <w:numId w:val="16"/>
-        </w:numPr>
-        <w:tabs>
-          <w:tab w:val="clear" w:pos="198"/>
-        </w:tabs>
-        <w:spacing w:before="0" w:after="120" w:line="300" w:lineRule="auto"/>
-        <w:ind w:left="880" w:leftChars="0" w:hanging="198" w:firstLineChars="0"/>
-        <w:jc w:val="both"/>
-        <w:rPr/>
-      </w:pPr>
-      <w:r>
-        <w:t>Rủi ro còn lại:</w:t>
-      </w:r>
-      <w:r>
-        <w:rPr>
-          <w:rFonts w:hint="default"/>
-        </w:rPr>
-        <w:t xml:space="preserve"> Kẻ tấn công vẫn có thể thực hiện tấn công từ chối dịch vụ (DoS) nếu gửi quá nhiều request lên Cloud hoặc tấn công vật lý để chiếm quyền điều khiển thiết bị (debug UART/JTAG).</w:t>
-      </w:r>
-    </w:p>
-    <w:p>
-      <w:pPr>
-        <w:numPr>
-          <w:ilvl w:val="0"/>
-          <w:numId w:val="16"/>
-        </w:numPr>
-        <w:tabs>
-          <w:tab w:val="clear" w:pos="198"/>
-        </w:tabs>
-        <w:spacing w:before="0" w:after="120" w:line="300" w:lineRule="auto"/>
-        <w:ind w:left="880" w:leftChars="0" w:hanging="198" w:firstLineChars="0"/>
-        <w:jc w:val="both"/>
-        <w:rPr/>
-      </w:pPr>
-      <w:r>
-        <w:rPr>
-          <w:rFonts w:hint="default"/>
-        </w:rPr>
-        <w:t xml:space="preserve">Khuyến nghị định kỳ: Cần thực hiện xoay vòng khóa (Key Rotation) định kỳ trong tệp </w:t>
-      </w:r>
-      <w:r>
-        <w:t>configs.json</w:t>
-      </w:r>
-      <w:r>
-        <w:rPr>
-          <w:rFonts w:hint="default"/>
-        </w:rPr>
-        <w:t xml:space="preserve"> và theo dõi thường xuyên nhật ký log-tai-cloud.json để phát hiện các mẫu hành vi bất thường mới.</w:t>
-      </w:r>
-    </w:p>
-    <w:p>
-      <w:pPr>
-        <w:numPr>
-          <w:ilvl w:val="0"/>
-          <w:numId w:val="16"/>
-        </w:numPr>
-        <w:tabs>
-          <w:tab w:val="clear" w:pos="198"/>
-        </w:tabs>
-        <w:spacing w:before="0" w:after="120" w:line="300" w:lineRule="auto"/>
-        <w:ind w:left="880" w:leftChars="0" w:hanging="198" w:firstLineChars="0"/>
-        <w:jc w:val="both"/>
-        <w:rPr>
-          <w:rFonts w:hint="default"/>
-          <w:lang w:val="vi-VN"/>
-        </w:rPr>
-      </w:pPr>
-      <w:r>
-        <w:rPr>
-          <w:rFonts w:hint="default"/>
-        </w:rPr>
-        <w:t>Điều kiện chấp nhận: Các thử nghiệm thực tế (TC-01 đến TC-04) đã chứng minh hệ thống tự động phát hiện và chặn đứng 100% các cuộc tấn công sai HMAC hoặc thiếu Token JWT trong môi trường Lab</w:t>
-      </w:r>
-      <w:r>
-        <w:rPr>
-          <w:rFonts w:hint="default"/>
-          <w:lang w:val="vi-VN"/>
-        </w:rPr>
-        <w:t>.</w:t>
-      </w:r>
-    </w:p>
-    <w:p>
-      <w:pPr>
-        <w:keepNext/>
-        <w:outlineLvl w:val="9"/>
-      </w:pPr>
-    </w:p>
-    <w:p>
-      <w:pPr>
-        <w:pStyle w:val="2"/>
-        <w:keepNext/>
-      </w:pPr>
-      <w:bookmarkStart w:id="43" w:name="_Toc4044"/>
-      <w:r>
-        <w:t>7. KẾT LUẬN VÀ HƯỚNG PHÁT TRIỂN</w:t>
-      </w:r>
-      <w:bookmarkEnd w:id="43"/>
-    </w:p>
-    <w:p>
-      <w:pPr>
-        <w:pStyle w:val="3"/>
-        <w:keepNext/>
-      </w:pPr>
-      <w:bookmarkStart w:id="44" w:name="_Toc26724"/>
-      <w:r>
-        <w:t>7.1. Kết luận</w:t>
-      </w:r>
-      <w:bookmarkEnd w:id="44"/>
-    </w:p>
-    <w:p>
-      <w:pPr>
-        <w:spacing w:before="0" w:after="120" w:line="300" w:lineRule="auto"/>
-        <w:ind w:left="0" w:leftChars="0" w:firstLine="880" w:firstLineChars="400"/>
-        <w:jc w:val="both"/>
-        <w:rPr/>
-      </w:pPr>
-      <w:r>
-        <w:rPr>
-          <w:lang w:val="en-US" w:eastAsia="zh-CN"/>
-        </w:rPr>
-        <w:t>Tiểu luận đã hoàn thành việc nghiên cứu và xây dựng thành công hệ thống mô phỏng luồng truyền nhận dữ liệu y tế bảo mật cho thiết bị vòng đeo tay đo nhịp tim. Thông qua việc</w:t>
-      </w:r>
-      <w:r>
-        <w:rPr>
-          <w:rFonts w:hint="default"/>
-          <w:lang w:val="vi-VN" w:eastAsia="zh-CN"/>
-        </w:rPr>
-        <w:t xml:space="preserve"> phân tích và</w:t>
-      </w:r>
-      <w:r>
-        <w:rPr>
-          <w:lang w:val="en-US" w:eastAsia="zh-CN"/>
-        </w:rPr>
-        <w:t xml:space="preserve"> triển khai mã nguồn </w:t>
-      </w:r>
-      <w:r>
-        <w:rPr>
-          <w:rFonts w:hint="default"/>
-          <w:lang w:val="vi-VN" w:eastAsia="zh-CN"/>
-        </w:rPr>
-        <w:t xml:space="preserve">(mô phỏng) </w:t>
-      </w:r>
-      <w:r>
-        <w:rPr>
-          <w:lang w:val="en-US" w:eastAsia="zh-CN"/>
-        </w:rPr>
-        <w:t>tự phát triển gồm 4 thực thể độc lập, dự án đã chứng minh được sự cần thiết của việc dịch chuyển trạng thái bảo mật từ chế độ mặc định (BASIC) sang tiêu chuẩn (STANDARD).</w:t>
-      </w:r>
-      <w:r>
-        <w:rPr>
-          <w:rFonts w:hint="default"/>
-          <w:lang w:val="vi-VN" w:eastAsia="zh-CN"/>
-        </w:rPr>
-        <w:t xml:space="preserve"> </w:t>
-      </w:r>
-      <w:r>
-        <w:rPr>
-          <w:lang w:val="en-US" w:eastAsia="zh-CN"/>
-        </w:rPr>
-        <w:t>Các kết quả chính đạt được bao gồm:</w:t>
-      </w:r>
-    </w:p>
-    <w:p>
-      <w:pPr>
-        <w:numPr>
-          <w:ilvl w:val="0"/>
-          <w:numId w:val="16"/>
-        </w:numPr>
-        <w:tabs>
-          <w:tab w:val="clear" w:pos="198"/>
-        </w:tabs>
-        <w:spacing w:before="0" w:after="120" w:line="300" w:lineRule="auto"/>
-        <w:ind w:left="880" w:leftChars="0" w:hanging="198" w:firstLineChars="0"/>
-        <w:jc w:val="both"/>
-        <w:rPr/>
-      </w:pPr>
-      <w:r>
-        <w:t>Thực thi bảo mật đa lớp:</w:t>
-      </w:r>
-      <w:r>
-        <w:rPr>
-          <w:rFonts w:hint="default"/>
-        </w:rPr>
-        <w:t xml:space="preserve"> Hệ thống đã tích hợp thành công 5 trụ cột bảo mật: mã hóa đường truyền BLE bằng AES-CCM (mô phỏng thư viện Mbed TLS), xác thực toàn vẹn bằng HMAC-SHA256, mã hóa lưu trữ tĩnh bằng AES-GCM, phân quyền truy cập bằng JWT và ghi nhật ký giám sát an ninh.</w:t>
-      </w:r>
-    </w:p>
-    <w:p>
-      <w:pPr>
-        <w:numPr>
-          <w:ilvl w:val="0"/>
-          <w:numId w:val="16"/>
-        </w:numPr>
-        <w:tabs>
-          <w:tab w:val="clear" w:pos="198"/>
-        </w:tabs>
-        <w:spacing w:before="0" w:after="120" w:line="300" w:lineRule="auto"/>
-        <w:ind w:left="880" w:leftChars="0" w:hanging="198" w:firstLineChars="0"/>
-        <w:jc w:val="both"/>
-        <w:rPr/>
-      </w:pPr>
-      <w:r>
-        <w:rPr>
-          <w:rFonts w:hint="default"/>
-        </w:rPr>
-        <w:t>Đáp ứng mục tiêu đề ra: Dự án đã hoàn thành 100% các mục tiêu về phân loại dữ liệu nhạy cảm, xây dựng mô hình thực nghiệm và kiểm chứng các biện pháp phòng thủ.</w:t>
-      </w:r>
-    </w:p>
-    <w:p>
-      <w:pPr>
-        <w:numPr>
-          <w:ilvl w:val="0"/>
-          <w:numId w:val="16"/>
-        </w:numPr>
-        <w:tabs>
-          <w:tab w:val="clear" w:pos="198"/>
-        </w:tabs>
-        <w:spacing w:before="0" w:after="120" w:line="300" w:lineRule="auto"/>
-        <w:ind w:left="880" w:leftChars="0" w:hanging="198" w:firstLineChars="0"/>
-        <w:jc w:val="both"/>
-        <w:rPr/>
-      </w:pPr>
-      <w:r>
-        <w:rPr>
-          <w:rFonts w:hint="default"/>
-        </w:rPr>
-        <w:t>Hiệu quả phòng thủ: Qua thực nghiệm 4 kịch bản tấn công (MiTM, dò mật khẩu, thiếu quyền truy cập và rò rỉ dữ liệu tĩnh), hệ thống đã chứng minh khả năng tự động phát hiện và chặn đứng các hành vi xâm nhập trái phép trong môi trường Lab.</w:t>
       </w:r>
     </w:p>
     <w:p>
@@ -26867,42 +27405,13 @@
         <w:jc w:val="both"/>
       </w:pPr>
       <w:r>
+        <w:t>Rủi ro còn lại:</w:t>
+      </w:r>
+      <w:r>
         <w:rPr>
           <w:rFonts w:hint="default"/>
         </w:rPr>
-        <w:t>Tính tuân thủ: Giải pháp thiết kế bước đầu đã tiệm cận được các yêu cầu an toàn kỹ thuật đối với thông tin sức khỏe điện tử (ePHI) theo các chuẩn quốc tế như HIPAA và FDA</w:t>
-      </w:r>
-      <w:r>
-        <w:rPr>
-          <w:rFonts w:hint="default"/>
-          <w:lang w:val="vi-VN"/>
-        </w:rPr>
-        <w:t>.</w:t>
-      </w:r>
-    </w:p>
-    <w:p>
-      <w:pPr>
-        <w:pStyle w:val="3"/>
-        <w:keepNext/>
-      </w:pPr>
-      <w:bookmarkStart w:id="45" w:name="_Toc2558"/>
-      <w:r>
-        <w:t>7.2. Hướng phát triển</w:t>
-      </w:r>
-      <w:bookmarkEnd w:id="45"/>
-    </w:p>
-    <w:p>
-      <w:pPr>
-        <w:spacing w:before="0" w:after="120" w:line="300" w:lineRule="auto"/>
-        <w:ind w:left="0" w:leftChars="0" w:firstLine="880" w:firstLineChars="400"/>
-        <w:jc w:val="both"/>
-        <w:rPr/>
-      </w:pPr>
-      <w:r>
-        <w:rPr>
-          <w:lang w:val="en-US" w:eastAsia="zh-CN"/>
-        </w:rPr>
-        <w:t>Để nâng cao tính thực tiễn và độ tin cậy của hệ thống trong tương lai, đồ án có thể mở rộng theo 4 hướng phát triển sau:</w:t>
+        <w:t xml:space="preserve"> Kẻ tấn công vẫn có thể thực hiện tấn công từ chối dịch vụ (DoS) nếu gửi quá nhiều request lên Cloud hoặc tấn công vật lý để chiếm quyền điều khiển thiết bị (debug UART/JTAG).</w:t>
       </w:r>
     </w:p>
     <w:p>
@@ -26917,16 +27426,21 @@
         <w:spacing w:before="0" w:after="120" w:line="300" w:lineRule="auto"/>
         <w:ind w:left="880" w:leftChars="0" w:hanging="198" w:firstLineChars="0"/>
         <w:jc w:val="both"/>
-        <w:rPr/>
       </w:pPr>
       <w:r>
-        <w:t>Triển khai trên phần cứng thực tế:</w:t>
-      </w:r>
-      <w:r>
         <w:rPr>
           <w:rFonts w:hint="default"/>
         </w:rPr>
-        <w:t xml:space="preserve"> Thay vì môi trường mô phỏng Python trên máy tính, hệ thống cần được tích hợp lên các dòng vi điều khiển có tài nguyên hạn chế như ESP32 sử dụng framework ESP-IDF để đánh giá chính xác độ trễ và tiêu thụ năng lượng khi chạy các thuật toán mật mã.</w:t>
+        <w:t xml:space="preserve">Khuyến nghị định kỳ: Cần thực hiện xoay vòng khóa (Key Rotation) định kỳ trong tệp </w:t>
+      </w:r>
+      <w:r>
+        <w:t>configs.json</w:t>
+      </w:r>
+      <w:r>
+        <w:rPr>
+          <w:rFonts w:hint="default"/>
+        </w:rPr>
+        <w:t xml:space="preserve"> và theo dõi thường xuyên nhật ký log-tai-cloud.json để phát hiện các mẫu hành vi bất thường mới.</w:t>
       </w:r>
     </w:p>
     <w:p>
@@ -26941,13 +27455,103 @@
         <w:spacing w:before="0" w:after="120" w:line="300" w:lineRule="auto"/>
         <w:ind w:left="880" w:leftChars="0" w:hanging="198" w:firstLineChars="0"/>
         <w:jc w:val="both"/>
-        <w:rPr/>
+        <w:rPr>
+          <w:rFonts w:hint="default"/>
+          <w:lang w:val="vi-VN"/>
+        </w:rPr>
       </w:pPr>
       <w:r>
         <w:rPr>
           <w:rFonts w:hint="default"/>
         </w:rPr>
-        <w:t>Tối ưu hóa mật mã nhẹ: Nghiên cứu và áp dụng các thư viện mật mã tối giản (như TinyCrypt) thay thế cho các thuật toán truyền thống để kéo dài thời lượng pin cho thiết bị đeo tay mà vẫn đảm bảo tính an toàn.</w:t>
+        <w:t>Điều kiện chấp nhận: Các thử nghiệm thực tế (TC-01 đến TC-04) đã chứng minh hệ thống tự động phát hiện và chặn đứng 100% các cuộc tấn công sai HMAC hoặc thiếu Token JWT trong môi trường Lab</w:t>
+      </w:r>
+      <w:r>
+        <w:rPr>
+          <w:rFonts w:hint="default"/>
+          <w:lang w:val="vi-VN"/>
+        </w:rPr>
+        <w:t>.</w:t>
+      </w:r>
+    </w:p>
+    <w:p>
+      <w:pPr>
+        <w:keepNext/>
+        <w:outlineLvl w:val="9"/>
+      </w:pPr>
+    </w:p>
+    <w:p>
+      <w:pPr>
+        <w:pStyle w:val="2"/>
+        <w:keepNext/>
+      </w:pPr>
+      <w:bookmarkStart w:id="43" w:name="_Toc4044"/>
+      <w:r>
+        <w:t>7. KẾT LUẬN VÀ HƯỚNG PHÁT TRIỂN</w:t>
+      </w:r>
+      <w:bookmarkEnd w:id="43"/>
+    </w:p>
+    <w:p>
+      <w:pPr>
+        <w:pStyle w:val="3"/>
+        <w:keepNext/>
+      </w:pPr>
+      <w:bookmarkStart w:id="44" w:name="_Toc26724"/>
+      <w:r>
+        <w:t>7.1. Kết luận</w:t>
+      </w:r>
+      <w:bookmarkEnd w:id="44"/>
+    </w:p>
+    <w:p>
+      <w:pPr>
+        <w:spacing w:before="0" w:after="120" w:line="300" w:lineRule="auto"/>
+        <w:ind w:left="0" w:leftChars="0" w:firstLine="880" w:firstLineChars="400"/>
+        <w:jc w:val="both"/>
+      </w:pPr>
+      <w:r>
+        <w:rPr>
+          <w:lang w:val="en-US" w:eastAsia="zh-CN"/>
+        </w:rPr>
+        <w:t>Tiểu luận đã hoàn thành việc nghiên cứu và xây dựng thành công hệ thống mô phỏng luồng truyền nhận dữ liệu y tế bảo mật cho thiết bị vòng đeo tay đo nhịp tim. Thông qua việc</w:t>
+      </w:r>
+      <w:r>
+        <w:rPr>
+          <w:rFonts w:hint="default"/>
+          <w:lang w:val="vi-VN" w:eastAsia="zh-CN"/>
+        </w:rPr>
+        <w:t xml:space="preserve"> phân tích và</w:t>
+      </w:r>
+      <w:r>
+        <w:rPr>
+          <w:lang w:val="en-US" w:eastAsia="zh-CN"/>
+        </w:rPr>
+        <w:t xml:space="preserve"> triển khai mã nguồn </w:t>
+      </w:r>
+      <w:r>
+        <w:rPr>
+          <w:rFonts w:hint="default"/>
+          <w:lang w:val="vi-VN" w:eastAsia="zh-CN"/>
+        </w:rPr>
+        <w:t xml:space="preserve">(mô phỏng) </w:t>
+      </w:r>
+      <w:r>
+        <w:rPr>
+          <w:lang w:val="en-US" w:eastAsia="zh-CN"/>
+        </w:rPr>
+        <w:t>tự phát triển gồm 4 thực thể độc lập, dự án đã chứng minh được sự cần thiết của việc dịch chuyển trạng thái bảo mật từ chế độ mặc định (BASIC) sang tiêu chuẩn (STANDARD).</w:t>
+      </w:r>
+      <w:r>
+        <w:rPr>
+          <w:rFonts w:hint="default"/>
+          <w:lang w:val="vi-VN" w:eastAsia="zh-CN"/>
+        </w:rPr>
+        <w:t xml:space="preserve"> </w:t>
+      </w:r>
+      <w:r>
+        <w:rPr>
+          <w:lang w:val="en-US" w:eastAsia="zh-CN"/>
+        </w:rPr>
+        <w:t>Các kết quả chính đạt được bao gồm:</w:t>
       </w:r>
     </w:p>
     <w:p>
@@ -26962,13 +27566,15 @@
         <w:spacing w:before="0" w:after="120" w:line="300" w:lineRule="auto"/>
         <w:ind w:left="880" w:leftChars="0" w:hanging="198" w:firstLineChars="0"/>
         <w:jc w:val="both"/>
-        <w:rPr/>
       </w:pPr>
       <w:r>
+        <w:t>Thực thi bảo mật đa lớp:</w:t>
+      </w:r>
+      <w:r>
         <w:rPr>
           <w:rFonts w:hint="default"/>
         </w:rPr>
-        <w:t>Quản lý khóa nâng cao: Chuyển đổi cơ chế lưu trữ khóa từ tệp cấu hình tập trung sang các module bảo mật phần cứng chuyên dụng (Secure Element hoặc TEE) để chống lại các cuộc tấn công vật lý và trích xuất bộ nhớ flash.</w:t>
+        <w:t xml:space="preserve"> Hệ thống đã tích hợp thành công 5 trụ cột bảo mật: mã hóa đường truyền BLE bằng AES-CCM (mô phỏng thư viện Mbed TLS), xác thực toàn vẹn bằng HMAC-SHA256, mã hóa lưu trữ tĩnh bằng AES-GCM, phân quyền truy cập bằng JWT và ghi nhật ký giám sát an ninh.</w:t>
       </w:r>
     </w:p>
     <w:p>
@@ -26983,7 +27589,160 @@
         <w:spacing w:before="0" w:after="120" w:line="300" w:lineRule="auto"/>
         <w:ind w:left="880" w:leftChars="0" w:hanging="198" w:firstLineChars="0"/>
         <w:jc w:val="both"/>
-        <w:rPr/>
+      </w:pPr>
+      <w:r>
+        <w:rPr>
+          <w:rFonts w:hint="default"/>
+        </w:rPr>
+        <w:t>Đáp ứng mục tiêu đề ra: Dự án đã hoàn thành 100% các mục tiêu về phân loại dữ liệu nhạy cảm, xây dựng mô hình thực nghiệm và kiểm chứng các biện pháp phòng thủ.</w:t>
+      </w:r>
+    </w:p>
+    <w:p>
+      <w:pPr>
+        <w:numPr>
+          <w:ilvl w:val="0"/>
+          <w:numId w:val="16"/>
+        </w:numPr>
+        <w:tabs>
+          <w:tab w:val="clear" w:pos="198"/>
+        </w:tabs>
+        <w:spacing w:before="0" w:after="120" w:line="300" w:lineRule="auto"/>
+        <w:ind w:left="880" w:leftChars="0" w:hanging="198" w:firstLineChars="0"/>
+        <w:jc w:val="both"/>
+      </w:pPr>
+      <w:r>
+        <w:rPr>
+          <w:rFonts w:hint="default"/>
+        </w:rPr>
+        <w:t>Hiệu quả phòng thủ: Qua thực nghiệm 4 kịch bản tấn công (MiTM, dò mật khẩu, thiếu quyền truy cập và rò rỉ dữ liệu tĩnh), hệ thống đã chứng minh khả năng tự động phát hiện và chặn đứng các hành vi xâm nhập trái phép trong môi trường Lab.</w:t>
+      </w:r>
+    </w:p>
+    <w:p>
+      <w:pPr>
+        <w:numPr>
+          <w:ilvl w:val="0"/>
+          <w:numId w:val="16"/>
+        </w:numPr>
+        <w:tabs>
+          <w:tab w:val="clear" w:pos="198"/>
+        </w:tabs>
+        <w:spacing w:before="0" w:after="120" w:line="300" w:lineRule="auto"/>
+        <w:ind w:left="880" w:leftChars="0" w:hanging="198" w:firstLineChars="0"/>
+        <w:jc w:val="both"/>
+      </w:pPr>
+      <w:r>
+        <w:rPr>
+          <w:rFonts w:hint="default"/>
+        </w:rPr>
+        <w:t>Tính tuân thủ: Giải pháp thiết kế bước đầu đã tiệm cận được các yêu cầu an toàn kỹ thuật đối với thông tin sức khỏe điện tử (ePHI) theo các chuẩn quốc tế như HIPAA và FDA</w:t>
+      </w:r>
+      <w:r>
+        <w:rPr>
+          <w:rFonts w:hint="default"/>
+          <w:lang w:val="vi-VN"/>
+        </w:rPr>
+        <w:t>.</w:t>
+      </w:r>
+    </w:p>
+    <w:p>
+      <w:pPr>
+        <w:pStyle w:val="3"/>
+        <w:keepNext/>
+      </w:pPr>
+      <w:bookmarkStart w:id="45" w:name="_Toc2558"/>
+      <w:r>
+        <w:t>7.2. Hướng phát triển</w:t>
+      </w:r>
+      <w:bookmarkEnd w:id="45"/>
+    </w:p>
+    <w:p>
+      <w:pPr>
+        <w:spacing w:before="0" w:after="120" w:line="300" w:lineRule="auto"/>
+        <w:ind w:left="0" w:leftChars="0" w:firstLine="880" w:firstLineChars="400"/>
+        <w:jc w:val="both"/>
+      </w:pPr>
+      <w:r>
+        <w:rPr>
+          <w:lang w:val="en-US" w:eastAsia="zh-CN"/>
+        </w:rPr>
+        <w:t>Để nâng cao tính thực tiễn và độ tin cậy của hệ thống trong tương lai, đồ án có thể mở rộng theo 4 hướng phát triển sau:</w:t>
+      </w:r>
+    </w:p>
+    <w:p>
+      <w:pPr>
+        <w:numPr>
+          <w:ilvl w:val="0"/>
+          <w:numId w:val="16"/>
+        </w:numPr>
+        <w:tabs>
+          <w:tab w:val="clear" w:pos="198"/>
+        </w:tabs>
+        <w:spacing w:before="0" w:after="120" w:line="300" w:lineRule="auto"/>
+        <w:ind w:left="880" w:leftChars="0" w:hanging="198" w:firstLineChars="0"/>
+        <w:jc w:val="both"/>
+      </w:pPr>
+      <w:r>
+        <w:t>Triển khai trên phần cứng thực tế:</w:t>
+      </w:r>
+      <w:r>
+        <w:rPr>
+          <w:rFonts w:hint="default"/>
+        </w:rPr>
+        <w:t xml:space="preserve"> Thay vì môi trường mô phỏng Python trên máy tính, hệ thống cần được tích hợp lên các dòng vi điều khiển có tài nguyên hạn chế như ESP32 sử dụng framework ESP-IDF để đánh giá chính xác độ trễ và tiêu thụ năng lượng khi chạy các thuật toán mật mã.</w:t>
+      </w:r>
+    </w:p>
+    <w:p>
+      <w:pPr>
+        <w:numPr>
+          <w:ilvl w:val="0"/>
+          <w:numId w:val="16"/>
+        </w:numPr>
+        <w:tabs>
+          <w:tab w:val="clear" w:pos="198"/>
+        </w:tabs>
+        <w:spacing w:before="0" w:after="120" w:line="300" w:lineRule="auto"/>
+        <w:ind w:left="880" w:leftChars="0" w:hanging="198" w:firstLineChars="0"/>
+        <w:jc w:val="both"/>
+      </w:pPr>
+      <w:r>
+        <w:rPr>
+          <w:rFonts w:hint="default"/>
+        </w:rPr>
+        <w:t>Tối ưu hóa mật mã nhẹ: Nghiên cứu và áp dụng các thư viện mật mã tối giản (như TinyCrypt) thay thế cho các thuật toán truyền thống để kéo dài thời lượng pin cho thiết bị đeo tay mà vẫn đảm bảo tính an toàn.</w:t>
+      </w:r>
+    </w:p>
+    <w:p>
+      <w:pPr>
+        <w:numPr>
+          <w:ilvl w:val="0"/>
+          <w:numId w:val="16"/>
+        </w:numPr>
+        <w:tabs>
+          <w:tab w:val="clear" w:pos="198"/>
+        </w:tabs>
+        <w:spacing w:before="0" w:after="120" w:line="300" w:lineRule="auto"/>
+        <w:ind w:left="880" w:leftChars="0" w:hanging="198" w:firstLineChars="0"/>
+        <w:jc w:val="both"/>
+      </w:pPr>
+      <w:r>
+        <w:rPr>
+          <w:rFonts w:hint="default"/>
+        </w:rPr>
+        <w:t>Quản lý khóa nâng cao: Chuyển đổi cơ chế lưu trữ khóa từ tệp cấu hình tập trung sang các module bảo mật phần cứng chuyên dụng (Secure Element hoặc TEE) để chống lại các cuộc tấn công vật lý và trích xuất bộ nhớ flash.</w:t>
+      </w:r>
+    </w:p>
+    <w:p>
+      <w:pPr>
+        <w:numPr>
+          <w:ilvl w:val="0"/>
+          <w:numId w:val="16"/>
+        </w:numPr>
+        <w:tabs>
+          <w:tab w:val="clear" w:pos="198"/>
+        </w:tabs>
+        <w:spacing w:before="0" w:after="120" w:line="300" w:lineRule="auto"/>
+        <w:ind w:left="880" w:leftChars="0" w:hanging="198" w:firstLineChars="0"/>
+        <w:jc w:val="both"/>
       </w:pPr>
       <w:r>
         <w:rPr>
@@ -27070,19 +27829,20 @@
         <w:rPr>
           <w:rFonts w:hint="default"/>
         </w:rPr>
-        <w:t xml:space="preserve"> </w:t>
+        <w:t xml:space="preserve"> https://github.com/LamQuocDuy/Bao-Mat-Io</w:t>
       </w:r>
       <w:r>
         <w:rPr>
           <w:rFonts w:hint="default"/>
-        </w:rPr>
-        <w:t>https://github.com/LamQuocDuy/Bao-Mat-Iot-Trong-Y-Te-Thong-Minh</w:t>
+          <w:lang w:val="en-US"/>
+        </w:rPr>
+        <w:t>T</w:t>
       </w:r>
       <w:r>
         <w:rPr>
           <w:rFonts w:hint="default"/>
         </w:rPr>
-        <w:t xml:space="preserve">. </w:t>
+        <w:t xml:space="preserve">-Trong-Y-Te-Thong-Minh. </w:t>
       </w:r>
       <w:r>
         <w:rPr>
@@ -27098,10 +27858,13 @@
         </w:rPr>
         <w:t xml:space="preserve"> Truy cập ngày 21/07/2026.</w:t>
       </w:r>
+      <w:bookmarkStart w:id="49" w:name="_GoBack"/>
+      <w:bookmarkEnd w:id="49"/>
     </w:p>
     <w:p>
       <w:pPr>
         <w:numPr>
+          <w:ilvl w:val="0"/>
           <w:numId w:val="0"/>
         </w:numPr>
         <w:spacing w:after="120"/>
@@ -27207,6 +27970,7 @@
     <w:p>
       <w:pPr>
         <w:numPr>
+          <w:ilvl w:val="0"/>
           <w:numId w:val="0"/>
         </w:numPr>
         <w:spacing w:after="120"/>
@@ -27302,6 +28066,7 @@
     <w:p>
       <w:pPr>
         <w:numPr>
+          <w:ilvl w:val="0"/>
           <w:numId w:val="0"/>
         </w:numPr>
         <w:spacing w:after="120"/>
@@ -27393,6 +28158,7 @@
     <w:p>
       <w:pPr>
         <w:numPr>
+          <w:ilvl w:val="0"/>
           <w:numId w:val="0"/>
         </w:numPr>
         <w:spacing w:after="120"/>
@@ -27465,6 +28231,7 @@
     <w:p>
       <w:pPr>
         <w:numPr>
+          <w:ilvl w:val="0"/>
           <w:numId w:val="0"/>
         </w:numPr>
         <w:spacing w:after="120"/>
@@ -27556,6 +28323,7 @@
     <w:p>
       <w:pPr>
         <w:numPr>
+          <w:ilvl w:val="0"/>
           <w:numId w:val="0"/>
         </w:numPr>
         <w:spacing w:after="120"/>
@@ -27593,6 +28361,7 @@
     <w:p>
       <w:pPr>
         <w:numPr>
+          <w:ilvl w:val="0"/>
           <w:numId w:val="0"/>
         </w:numPr>
         <w:spacing w:after="120"/>
@@ -27664,21 +28433,7 @@
           <w:rFonts w:hint="default"/>
           <w:lang w:val="vi-VN" w:eastAsia="zh-CN"/>
         </w:rPr>
-        <w:t xml:space="preserve"> </w:t>
-      </w:r>
-      <w:r>
-        <w:rPr>
-          <w:rFonts w:hint="default"/>
-          <w:lang w:val="vi-VN" w:eastAsia="zh-CN"/>
-        </w:rPr>
-        <w:t>https://datatracker.ietf.org/doc/rfc7519/</w:t>
-      </w:r>
-      <w:r>
-        <w:rPr>
-          <w:rFonts w:hint="default"/>
-          <w:lang w:val="vi-VN" w:eastAsia="zh-CN"/>
-        </w:rPr>
-        <w:t xml:space="preserve">. </w:t>
+        <w:t xml:space="preserve"> https://datatracker.ietf.org/doc/rfc7519/. </w:t>
       </w:r>
       <w:r>
         <w:rPr>
@@ -27700,6 +28455,7 @@
     <w:p>
       <w:pPr>
         <w:numPr>
+          <w:ilvl w:val="0"/>
           <w:numId w:val="0"/>
         </w:numPr>
         <w:spacing w:after="120"/>
@@ -27791,6 +28547,7 @@
     <w:p>
       <w:pPr>
         <w:numPr>
+          <w:ilvl w:val="0"/>
           <w:numId w:val="0"/>
         </w:numPr>
         <w:spacing w:after="120"/>
@@ -27828,6 +28585,7 @@
     <w:p>
       <w:pPr>
         <w:numPr>
+          <w:ilvl w:val="0"/>
           <w:numId w:val="0"/>
         </w:numPr>
         <w:spacing w:after="120"/>
@@ -27921,6 +28679,7 @@
     <w:p>
       <w:pPr>
         <w:numPr>
+          <w:ilvl w:val="0"/>
           <w:numId w:val="0"/>
         </w:numPr>
         <w:spacing w:after="120"/>
@@ -27998,14 +28757,12 @@
         </w:rPr>
       </w:pPr>
       <w:r>
-        <w:rPr/>
         <w:fldChar w:fldCharType="begin"/>
       </w:r>
       <w:r>
         <w:instrText xml:space="preserve"> HYPERLINK "https://github.com/LamQuocDuy/Bao-Mat-Iot-Trong-Y-Te-Thong-Minh/tree/main" </w:instrText>
       </w:r>
       <w:r>
-        <w:rPr/>
         <w:fldChar w:fldCharType="separate"/>
       </w:r>
       <w:r>
@@ -28015,7 +28772,6 @@
         <w:t>Bao-Mat-IoT-Trong-Y-Te-Thong-Minh</w:t>
       </w:r>
       <w:r>
-        <w:rPr/>
         <w:fldChar w:fldCharType="end"/>
       </w:r>
       <w:r>
@@ -28919,12 +29675,6 @@
             <w:insideH w:val="single" w:color="auto" w:sz="4" w:space="0"/>
             <w:insideV w:val="single" w:color="auto" w:sz="4" w:space="0"/>
           </w:tblBorders>
-          <w:tblCellMar>
-            <w:top w:w="0" w:type="dxa"/>
-            <w:left w:w="108" w:type="dxa"/>
-            <w:bottom w:w="0" w:type="dxa"/>
-            <w:right w:w="108" w:type="dxa"/>
-          </w:tblCellMar>
         </w:tblPrEx>
         <w:trPr>
           <w:tblHeader/>
@@ -29383,22 +30133,6 @@
                       <a:ln w="6350">
                         <a:noFill/>
                       </a:ln>
-                      <a:extLst>
-                        <a:ext uri="{909E8E84-426E-40DD-AFC4-6F175D3DCCD1}">
-                          <a14:hiddenFill xmlns:a14="http://schemas.microsoft.com/office/drawing/2010/main">
-                            <a:solidFill>
-                              <a:schemeClr val="lt1"/>
-                            </a:solidFill>
-                          </a14:hiddenFill>
-                        </a:ext>
-                        <a:ext uri="{91240B29-F687-4F45-9708-019B960494DF}">
-                          <a14:hiddenLine xmlns:a14="http://schemas.microsoft.com/office/drawing/2010/main" w="6350">
-                            <a:solidFill>
-                              <a:prstClr val="black"/>
-                            </a:solidFill>
-                          </a14:hiddenLine>
-                        </a:ext>
-                      </a:extLst>
                     </wps:spPr>
                     <wps:style>
                       <a:lnRef idx="0">
@@ -29512,7 +30246,7 @@
         </mc:Choice>
         <mc:Fallback>
           <w:pict>
-            <v:shape id="_x0000_s1026" o:spid="_x0000_s1026" o:spt="202" type="#_x0000_t202" style="position:absolute;left:0pt;margin-top:0pt;height:144pt;width:144pt;mso-position-horizontal:right;mso-position-horizontal-relative:margin;mso-wrap-style:none;z-index:251660288;mso-width-relative:page;mso-height-relative:page;" filled="f" stroked="f" coordsize="21600,21600" o:gfxdata="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">
+            <v:shape id="_x0000_s1026" o:spid="_x0000_s1026" o:spt="202" type="#_x0000_t202" style="position:absolute;left:0pt;margin-top:0pt;height:144pt;width:144pt;mso-position-horizontal:right;mso-position-horizontal-relative:margin;mso-wrap-style:none;z-index:251660288;mso-width-relative:page;mso-height-relative:page;" filled="f" stroked="f" coordsize="21600,21600" o:gfxdata="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">
               <v:fill on="f" focussize="0,0"/>
               <v:stroke on="f" weight="0.5pt"/>
               <v:imagedata o:title=""/>
@@ -30418,7 +31152,7 @@
     <w:lsdException w:uiPriority="99" w:name="HTML Sample"/>
     <w:lsdException w:uiPriority="99" w:name="HTML Typewriter"/>
     <w:lsdException w:uiPriority="99" w:name="HTML Variable"/>
-    <w:lsdException w:uiPriority="99" w:name="Normal Table"/>
+    <w:lsdException w:qFormat="1" w:uiPriority="99" w:name="Normal Table"/>
     <w:lsdException w:uiPriority="99" w:name="annotation subject"/>
     <w:lsdException w:uiPriority="99" w:name="Table Simple 1"/>
     <w:lsdException w:uiPriority="99" w:name="Table Simple 2"/>
@@ -30821,6 +31555,7 @@
     <w:name w:val="Normal Table"/>
     <w:semiHidden/>
     <w:unhideWhenUsed/>
+    <w:qFormat/>
     <w:uiPriority w:val="99"/>
     <w:tblPr>
       <w:tblCellMar>
@@ -31130,6 +31865,7 @@
       <w:jc w:val="left"/>
     </w:pPr>
     <w:rPr>
+      <w:rFonts w:ascii="Times New Roman" w:hAnsi="Times New Roman" w:eastAsia="SimSun" w:cs="Times New Roman"/>
       <w:kern w:val="0"/>
       <w:sz w:val="24"/>
       <w:szCs w:val="24"/>
@@ -42793,6 +43529,7 @@
     <w:name w:val="Macro Text Char"/>
     <w:basedOn w:val="11"/>
     <w:link w:val="34"/>
+    <w:qFormat/>
     <w:uiPriority w:val="99"/>
     <w:rPr>
       <w:rFonts w:ascii="Courier" w:hAnsi="Courier"/>
@@ -42839,6 +43576,7 @@
     <w:basedOn w:val="11"/>
     <w:link w:val="5"/>
     <w:semiHidden/>
+    <w:qFormat/>
     <w:uiPriority w:val="9"/>
     <w:rPr>
       <w:rFonts w:asciiTheme="majorHAnsi" w:hAnsiTheme="majorHAnsi" w:eastAsiaTheme="majorEastAsia" w:cstheme="majorBidi"/>
@@ -42859,6 +43597,7 @@
     <w:basedOn w:val="11"/>
     <w:link w:val="6"/>
     <w:semiHidden/>
+    <w:qFormat/>
     <w:uiPriority w:val="9"/>
     <w:rPr>
       <w:rFonts w:asciiTheme="majorHAnsi" w:hAnsiTheme="majorHAnsi" w:eastAsiaTheme="majorEastAsia" w:cstheme="majorBidi"/>
@@ -42883,6 +43622,7 @@
     <w:basedOn w:val="11"/>
     <w:link w:val="8"/>
     <w:semiHidden/>
+    <w:qFormat/>
     <w:uiPriority w:val="9"/>
     <w:rPr>
       <w:rFonts w:asciiTheme="majorHAnsi" w:hAnsiTheme="majorHAnsi" w:eastAsiaTheme="majorEastAsia" w:cstheme="majorBidi"/>
@@ -42971,6 +43711,7 @@
     <w:name w:val="Intense Quote Char"/>
     <w:basedOn w:val="11"/>
     <w:link w:val="161"/>
+    <w:qFormat/>
     <w:uiPriority w:val="30"/>
     <w:rPr>
       <w:b/>
